--- a/DocumentTestare.docx
+++ b/DocumentTestare.docx
@@ -3,365 +3,131 @@
 <w:document xmlns:wpc="http://schemas.microsoft.com/office/word/2010/wordprocessingCanvas" xmlns:cx="http://schemas.microsoft.com/office/drawing/2014/chartex" xmlns:cx1="http://schemas.microsoft.com/office/drawing/2015/9/8/chartex" xmlns:cx2="http://schemas.microsoft.com/office/drawing/2015/10/21/chartex" xmlns:cx3="http://schemas.microsoft.com/office/drawing/2016/5/9/chartex" xmlns:cx4="http://schemas.microsoft.com/office/drawing/2016/5/10/chartex" xmlns:cx5="http://schemas.microsoft.com/office/drawing/2016/5/11/chartex" xmlns:cx6="http://schemas.microsoft.com/office/drawing/2016/5/12/chartex" xmlns:cx7="http://schemas.microsoft.com/office/drawing/2016/5/13/chartex" xmlns:cx8="http://schemas.microsoft.com/office/drawing/2016/5/14/chartex" xmlns:mc="http://schemas.openxmlformats.org/markup-compatibility/2006" xmlns:aink="http://schemas.microsoft.com/office/drawing/2016/ink" xmlns:am3d="http://schemas.microsoft.com/office/drawing/2017/model3d" xmlns:o="urn:schemas-microsoft-com:office:office" xmlns:oel="http://schemas.microsoft.com/office/2019/extlst" xmlns:r="http://schemas.openxmlformats.org/officeDocument/2006/relationships" xmlns:m="http://schemas.openxmlformats.org/officeDocument/2006/math" xmlns:v="urn:schemas-microsoft-com:vml" xmlns:wp14="http://schemas.microsoft.com/office/word/2010/wordprocessingDrawing" xmlns:wp="http://schemas.openxmlformats.org/drawingml/2006/wordprocessingDrawing" xmlns:w10="urn:schemas-microsoft-com:office:word" xmlns:w="http://schemas.openxmlformats.org/wordprocessingml/2006/main" xmlns:w14="http://schemas.microsoft.com/office/word/2010/wordml" xmlns:w15="http://schemas.microsoft.com/office/word/2012/wordml" xmlns:w16cex="http://schemas.microsoft.com/office/word/2018/wordml/cex" xmlns:w16cid="http://schemas.microsoft.com/office/word/2016/wordml/cid" xmlns:w16="http://schemas.microsoft.com/office/word/2018/wordml" xmlns:w16du="http://schemas.microsoft.com/office/word/2023/wordml/word16du" xmlns:w16sdtdh="http://schemas.microsoft.com/office/word/2020/wordml/sdtdatahash" xmlns:w16sdtfl="http://schemas.microsoft.com/office/word/2024/wordml/sdtformatlock" xmlns:w16se="http://schemas.microsoft.com/office/word/2015/wordml/symex" xmlns:wpg="http://schemas.microsoft.com/office/word/2010/wordprocessingGroup" xmlns:wpi="http://schemas.microsoft.com/office/word/2010/wordprocessingInk" xmlns:wne="http://schemas.microsoft.com/office/word/2006/wordml" xmlns:wps="http://schemas.microsoft.com/office/word/2010/wordprocessingShape" mc:Ignorable="w14 w15 w16se w16cid w16 w16cex w16sdtdh w16sdtfl w16du wp14">
   <w:body>
     <w:p>
-      <w:r>
-        <w:t>Acest document detaliază scenariile de testare unitară pentru utilitarele de bază din Linux, care vor alcătui arhitectura sistemului de sincronizare a datelor. Scopul este validarea funcționării corecte a fiecărei componente înainte de integrarea lor în scriptul principal de automatizare</w:t>
-      </w:r>
-      <w:r>
-        <w:t>.</w:t>
-      </w:r>
+      <w:pPr>
+        <w:jc w:val="center"/>
+        <w:rPr>
+          <w:b/>
+          <w:bCs/>
+          <w:sz w:val="44"/>
+          <w:szCs w:val="44"/>
+        </w:rPr>
+      </w:pPr>
+      <w:r>
+        <w:rPr>
+          <w:b/>
+          <w:bCs/>
+          <w:sz w:val="44"/>
+          <w:szCs w:val="44"/>
+        </w:rPr>
+        <w:t>Document de Testare</w:t>
+      </w:r>
+    </w:p>
+    <w:p>
+      <w:pPr>
+        <w:jc w:val="center"/>
+      </w:pPr>
     </w:p>
     <w:p/>
     <w:p>
-      <w:r>
-        <w:t>Observa</w:t>
-      </w:r>
-      <w:r>
-        <w:rPr>
-          <w:lang w:val="ro-RO"/>
-        </w:rPr>
-        <w:t>ție</w:t>
-      </w:r>
-      <w:r>
-        <w:t>:</w:t>
-      </w:r>
-    </w:p>
-    <w:p>
-      <w:r>
-        <w:t>A</w:t>
-      </w:r>
-      <w:r>
-        <w:t>m ales Master-Slave pentru prototipul de bază ca să asigur stabilitatea sistemului și să previn coruperea datelor prin bucle infinite.</w:t>
+      <w:pPr>
+        <w:rPr>
+          <w:b/>
+          <w:bCs/>
+        </w:rPr>
+      </w:pPr>
+      <w:r>
+        <w:rPr>
+          <w:b/>
+          <w:bCs/>
+        </w:rPr>
+        <w:t>Testul 1: Detectarea creării unui fișier nou</w:t>
+      </w:r>
+    </w:p>
+    <w:p>
+      <w:pPr>
+        <w:ind w:firstLine="720"/>
+      </w:pPr>
+      <w:r>
+        <w:rPr>
+          <w:b/>
+          <w:bCs/>
+        </w:rPr>
+        <w:t>Obiectiv:</w:t>
+      </w:r>
+      <w:r>
+        <w:t xml:space="preserve"> Verificarea capacității sistemului de a capta evenimentul create și de a executa transferul inițial</w:t>
+      </w:r>
+    </w:p>
+    <w:p>
+      <w:pPr>
+        <w:ind w:firstLine="360"/>
+      </w:pPr>
+      <w:r>
+        <w:rPr>
+          <w:b/>
+          <w:bCs/>
+        </w:rPr>
+        <w:t>Precondiții:</w:t>
+      </w:r>
+      <w:r>
+        <w:t xml:space="preserve"> Scriptul rulează pe mașina sursă. Directorul destinație este gol</w:t>
+      </w:r>
+    </w:p>
+    <w:p>
+      <w:pPr>
+        <w:ind w:firstLine="360"/>
+      </w:pPr>
+      <w:r>
+        <w:rPr>
+          <w:b/>
+          <w:bCs/>
+        </w:rPr>
+        <w:t>Pași de execuție:</w:t>
+      </w:r>
+    </w:p>
+    <w:p>
+      <w:pPr>
+        <w:pStyle w:val="ListParagraph"/>
+        <w:numPr>
+          <w:ilvl w:val="0"/>
+          <w:numId w:val="6"/>
+        </w:numPr>
+      </w:pPr>
+      <w:r>
+        <w:t>Se creează un fișier text nou denumit raport.txt în directorul monitorizat de pe mașina sursă</w:t>
+      </w:r>
+    </w:p>
+    <w:p>
+      <w:pPr>
+        <w:ind w:firstLine="360"/>
+      </w:pPr>
+      <w:r>
+        <w:rPr>
+          <w:b/>
+          <w:bCs/>
+        </w:rPr>
+        <w:t>Rezultat așteptat:</w:t>
       </w:r>
       <w:r>
         <w:t xml:space="preserve"> </w:t>
       </w:r>
       <w:r>
-        <w:t xml:space="preserve">Dacă punem inotify să asculte pe </w:t>
-      </w:r>
-      <w:r>
-        <w:t>m</w:t>
-      </w:r>
-      <w:r>
-        <w:t xml:space="preserve">așina </w:t>
-      </w:r>
-      <w:r>
-        <w:t>x</w:t>
-      </w:r>
-      <w:r>
-        <w:t xml:space="preserve">, și pe </w:t>
-      </w:r>
-      <w:r>
-        <w:t>m</w:t>
-      </w:r>
-      <w:r>
-        <w:t xml:space="preserve">așina </w:t>
-      </w:r>
-      <w:r>
-        <w:t xml:space="preserve">y, </w:t>
-      </w:r>
-      <w:r>
-        <w:t xml:space="preserve">inotify de pe </w:t>
-      </w:r>
-      <w:r>
-        <w:t>x</w:t>
-      </w:r>
-      <w:r>
-        <w:t xml:space="preserve"> </w:t>
-      </w:r>
-      <w:r>
-        <w:t>va detecta</w:t>
-      </w:r>
-      <w:r>
-        <w:t xml:space="preserve"> și trimite prin scp pe </w:t>
-      </w:r>
-      <w:r>
-        <w:t>y</w:t>
-      </w:r>
-      <w:r>
-        <w:t xml:space="preserve">. Când fișierul ajunge pe </w:t>
-      </w:r>
-      <w:r>
-        <w:t>y</w:t>
-      </w:r>
-      <w:r>
-        <w:t xml:space="preserve"> și se scrie pe disc, inotify-ul de pe </w:t>
-      </w:r>
-      <w:r>
-        <w:t>y</w:t>
-      </w:r>
-      <w:r>
-        <w:t xml:space="preserve"> va detecta acea scriere ca pe o modificare nouă. </w:t>
-      </w:r>
-      <w:r>
-        <w:t>y</w:t>
-      </w:r>
-      <w:r>
-        <w:t xml:space="preserve"> va trimite fișierul înapoi pe </w:t>
-      </w:r>
-      <w:r>
-        <w:t>x</w:t>
-      </w:r>
-      <w:r>
-        <w:t xml:space="preserve">, </w:t>
-      </w:r>
-      <w:r>
-        <w:t>x</w:t>
-      </w:r>
-      <w:r>
-        <w:t xml:space="preserve"> va detecta scrierea și îl va trimite înapoi pe </w:t>
-      </w:r>
-      <w:r>
-        <w:t>y</w:t>
-      </w:r>
-      <w:r>
-        <w:t xml:space="preserve"> la infinit</w:t>
-      </w:r>
-      <w:r>
-        <w:t>.</w:t>
-      </w:r>
-      <w:r>
-        <w:br/>
-      </w:r>
-      <w:r>
-        <w:br/>
-        <w:t>Voi opera pe 2 mașini virtuale separate pentru a testa utilitarele.</w:t>
-      </w:r>
-    </w:p>
-    <w:p>
-      <w:r>
-        <w:t>Pentru a asigura conexiunea</w:t>
-      </w:r>
-      <w:r>
-        <w:t xml:space="preserve"> între cele 2 mașini virtuale, le-am schimbat modul pl</w:t>
-      </w:r>
-      <w:r>
-        <w:t>ă</w:t>
-      </w:r>
-      <w:r>
-        <w:t xml:space="preserve">cii de rețea de pe NAT pe Bridged Adapter pentru a le oferi adrese IP diferite. Am folosit această setare deoarece am nevoie de IP-uri diferite între stații. </w:t>
-      </w:r>
-    </w:p>
-    <w:p/>
-    <w:p>
-      <w:r>
-        <w:t xml:space="preserve">Am </w:t>
-      </w:r>
-      <w:r>
-        <w:t>folosit comanda</w:t>
-      </w:r>
-      <w:r>
-        <w:t xml:space="preserve"> pe ma</w:t>
-      </w:r>
-      <w:r>
-        <w:t>ș</w:t>
-      </w:r>
-      <w:r>
-        <w:t>ina destina</w:t>
-      </w:r>
-      <w:r>
-        <w:rPr>
-          <w:lang w:val="ro-RO"/>
-        </w:rPr>
-        <w:t>ț</w:t>
-      </w:r>
-      <w:r>
-        <w:t>ie</w:t>
-      </w:r>
-      <w:r>
-        <w:t>:</w:t>
-      </w:r>
-    </w:p>
-    <w:p>
-      <w:r>
-        <w:t xml:space="preserve"> hostname -I</w:t>
-      </w:r>
-    </w:p>
-    <w:p>
-      <w:r>
-        <w:t>Prin aceasta comand</w:t>
-      </w:r>
-      <w:r>
-        <w:t>ă</w:t>
-      </w:r>
-      <w:r>
-        <w:t xml:space="preserve">, am aflat IP-ul acesteia. </w:t>
-      </w:r>
-    </w:p>
-    <w:p/>
-    <w:p>
-      <w:r>
-        <w:t>Am folosit comenzile pe ma</w:t>
-      </w:r>
-      <w:r>
-        <w:t>ș</w:t>
-      </w:r>
-      <w:r>
-        <w:t>ina surs</w:t>
-      </w:r>
-      <w:r>
-        <w:rPr>
-          <w:lang w:val="ro-RO"/>
-        </w:rPr>
-        <w:t>ă</w:t>
-      </w:r>
-      <w:r>
-        <w:t>:</w:t>
-      </w:r>
-    </w:p>
-    <w:p>
-      <w:pPr>
-        <w:rPr>
-          <w:lang w:val="ro-RO"/>
-        </w:rPr>
-      </w:pPr>
-      <w:r>
-        <w:t xml:space="preserve"> ssh-keygen</w:t>
-      </w:r>
-    </w:p>
-    <w:p>
-      <w:pPr>
-        <w:rPr>
-          <w:lang w:val="ro-RO"/>
-        </w:rPr>
-      </w:pPr>
-      <w:r>
-        <w:rPr>
-          <w:lang w:val="ro-RO"/>
-        </w:rPr>
-        <w:t xml:space="preserve"> ssh-copy-id vboxuser@ip_masina_destinatie    -  la care scriem parola ma</w:t>
-      </w:r>
-      <w:r>
-        <w:rPr>
-          <w:lang w:val="ro-RO"/>
-        </w:rPr>
-        <w:t>ș</w:t>
-      </w:r>
-      <w:r>
-        <w:rPr>
-          <w:lang w:val="ro-RO"/>
-        </w:rPr>
-        <w:t>inii destina</w:t>
-      </w:r>
-      <w:r>
-        <w:rPr>
-          <w:lang w:val="ro-RO"/>
-        </w:rPr>
-        <w:t>ț</w:t>
-      </w:r>
-      <w:r>
-        <w:rPr>
-          <w:lang w:val="ro-RO"/>
-        </w:rPr>
-        <w:t>ie</w:t>
-      </w:r>
-    </w:p>
-    <w:p>
-      <w:pPr>
-        <w:rPr>
-          <w:lang w:val="ro-RO"/>
-        </w:rPr>
-      </w:pPr>
-      <w:r>
-        <w:rPr>
-          <w:lang w:val="ro-RO"/>
-        </w:rPr>
-        <w:t xml:space="preserve"> ssh </w:t>
-      </w:r>
-      <w:r>
-        <w:rPr>
-          <w:lang w:val="ro-RO"/>
-        </w:rPr>
-        <w:t>vboxuser@ip_masina_destinatie</w:t>
-      </w:r>
-      <w:r>
-        <w:rPr>
-          <w:lang w:val="ro-RO"/>
-        </w:rPr>
-        <w:t xml:space="preserve"> </w:t>
-      </w:r>
-    </w:p>
-    <w:p>
-      <w:pPr>
-        <w:rPr>
-          <w:lang w:val="ro-RO"/>
-        </w:rPr>
-      </w:pPr>
-    </w:p>
-    <w:p>
-      <w:pPr>
-        <w:rPr>
-          <w:lang w:val="ro-RO"/>
-        </w:rPr>
-      </w:pPr>
-    </w:p>
-    <w:p>
-      <w:pPr>
-        <w:rPr>
-          <w:lang w:val="ro-RO"/>
-        </w:rPr>
-      </w:pPr>
-    </w:p>
-    <w:p>
-      <w:pPr>
-        <w:rPr>
-          <w:lang w:val="ro-RO"/>
-        </w:rPr>
-      </w:pPr>
-    </w:p>
-    <w:p>
-      <w:pPr>
-        <w:rPr>
-          <w:lang w:val="ro-RO"/>
-        </w:rPr>
-      </w:pPr>
-    </w:p>
-    <w:p>
-      <w:r>
-        <w:rPr>
-          <w:lang w:val="ro-RO"/>
-        </w:rPr>
-        <w:lastRenderedPageBreak/>
-        <w:t xml:space="preserve">Pentru a testa </w:t>
-      </w:r>
-      <w:r>
-        <w:t>Inotify</w:t>
-      </w:r>
-      <w:r>
-        <w:t>:</w:t>
-      </w:r>
-    </w:p>
-    <w:p>
-      <w:r>
-        <w:t>Se deschide un terminal și se rulează comanda de ascultare:</w:t>
-      </w:r>
-    </w:p>
-    <w:p>
-      <w:r>
-        <w:t xml:space="preserve"> inotifywait -m ./sync_test</w:t>
-      </w:r>
-    </w:p>
-    <w:p>
-      <w:r>
-        <w:t>Într-un alt terminal, se creează un fișier nou în acel director folosind comanda</w:t>
-      </w:r>
-    </w:p>
-    <w:p>
-      <w:r>
-        <w:t xml:space="preserve"> touch document.txt</w:t>
-      </w:r>
-    </w:p>
-    <w:p>
-      <w:r>
-        <w:t>Primul terminal trebuie să afișeze instantaneu un eveniment de tipul CREATE document.txt</w:t>
-      </w:r>
-    </w:p>
-    <w:p>
+        <w:t>I</w:t>
+      </w:r>
+      <w:r>
+        <w:t>notifywait detectează fișierul. Se afișează mesajul „Fisier modificat: raport.txt”, iar fișierul este transferat și devine vizibil imediat în directorul destinație</w:t>
+      </w:r>
+    </w:p>
+    <w:p>
+      <w:pPr>
+        <w:ind w:left="720"/>
+      </w:pPr>
       <w:r>
         <w:drawing>
-          <wp:inline distT="0" distB="0" distL="0" distR="0" wp14:anchorId="232EB5FC" wp14:editId="1A68A674">
-            <wp:extent cx="5943600" cy="2706370"/>
+          <wp:inline distT="0" distB="0" distL="0" distR="0" wp14:anchorId="21D24998" wp14:editId="0A709E8C">
+            <wp:extent cx="5943600" cy="1679575"/>
             <wp:effectExtent l="0" t="0" r="0" b="0"/>
-            <wp:docPr id="153452760" name="Picture 1"/>
+            <wp:docPr id="551629918" name="Picture 1"/>
             <wp:cNvGraphicFramePr>
               <a:graphicFrameLocks xmlns:a="http://schemas.openxmlformats.org/drawingml/2006/main" noChangeAspect="1"/>
             </wp:cNvGraphicFramePr>
@@ -369,76 +135,7 @@
               <a:graphicData uri="http://schemas.openxmlformats.org/drawingml/2006/picture">
                 <pic:pic xmlns:pic="http://schemas.openxmlformats.org/drawingml/2006/picture">
                   <pic:nvPicPr>
-                    <pic:cNvPr id="153452760" name=""/>
-                    <pic:cNvPicPr/>
-                  </pic:nvPicPr>
-                  <pic:blipFill>
-                    <a:blip r:embed="rId4"/>
-                    <a:stretch>
-                      <a:fillRect/>
-                    </a:stretch>
-                  </pic:blipFill>
-                  <pic:spPr>
-                    <a:xfrm>
-                      <a:off x="0" y="0"/>
-                      <a:ext cx="5943600" cy="2706370"/>
-                    </a:xfrm>
-                    <a:prstGeom prst="rect">
-                      <a:avLst/>
-                    </a:prstGeom>
-                  </pic:spPr>
-                </pic:pic>
-              </a:graphicData>
-            </a:graphic>
-          </wp:inline>
-        </w:drawing>
-      </w:r>
-    </w:p>
-    <w:p/>
-    <w:p/>
-    <w:p>
-      <w:r>
-        <w:t>Pentru</w:t>
-      </w:r>
-      <w:r>
-        <w:t xml:space="preserve"> a testa</w:t>
-      </w:r>
-      <w:r>
-        <w:t xml:space="preserve"> conexiune</w:t>
-      </w:r>
-      <w:r>
-        <w:t>a ș</w:t>
-      </w:r>
-      <w:r>
-        <w:t>i transfer</w:t>
-      </w:r>
-      <w:r>
-        <w:t>ul</w:t>
-      </w:r>
-      <w:r>
-        <w:t xml:space="preserve"> am folosit comanda de transfer: </w:t>
-      </w:r>
-    </w:p>
-    <w:p>
-      <w:r>
-        <w:t>scp ~/Desktop/sync_test/document.txt vboxuser@10.92.238.193:~/Desktop/</w:t>
-      </w:r>
-    </w:p>
-    <w:p>
-      <w:r>
-        <w:drawing>
-          <wp:inline distT="0" distB="0" distL="0" distR="0" wp14:anchorId="43915280" wp14:editId="04195EF8">
-            <wp:extent cx="5943600" cy="1266825"/>
-            <wp:effectExtent l="0" t="0" r="0" b="9525"/>
-            <wp:docPr id="2026695094" name="Picture 1"/>
-            <wp:cNvGraphicFramePr>
-              <a:graphicFrameLocks xmlns:a="http://schemas.openxmlformats.org/drawingml/2006/main" noChangeAspect="1"/>
-            </wp:cNvGraphicFramePr>
-            <a:graphic xmlns:a="http://schemas.openxmlformats.org/drawingml/2006/main">
-              <a:graphicData uri="http://schemas.openxmlformats.org/drawingml/2006/picture">
-                <pic:pic xmlns:pic="http://schemas.openxmlformats.org/drawingml/2006/picture">
-                  <pic:nvPicPr>
-                    <pic:cNvPr id="2026695094" name=""/>
+                    <pic:cNvPr id="551629918" name=""/>
                     <pic:cNvPicPr/>
                   </pic:nvPicPr>
                   <pic:blipFill>
@@ -450,7 +147,7 @@
                   <pic:spPr>
                     <a:xfrm>
                       <a:off x="0" y="0"/>
-                      <a:ext cx="5943600" cy="1266825"/>
+                      <a:ext cx="5943600" cy="1679575"/>
                     </a:xfrm>
                     <a:prstGeom prst="rect">
                       <a:avLst/>
@@ -463,38 +160,146 @@
         </w:drawing>
       </w:r>
     </w:p>
+    <w:p>
+      <w:pPr>
+        <w:rPr>
+          <w:b/>
+          <w:bCs/>
+        </w:rPr>
+      </w:pPr>
+    </w:p>
+    <w:p>
+      <w:pPr>
+        <w:rPr>
+          <w:b/>
+          <w:bCs/>
+        </w:rPr>
+      </w:pPr>
+      <w:r>
+        <w:rPr>
+          <w:b/>
+          <w:bCs/>
+        </w:rPr>
+        <w:t xml:space="preserve">Testul 2: Actualizarea conținutului </w:t>
+      </w:r>
+    </w:p>
+    <w:p>
+      <w:pPr>
+        <w:ind w:firstLine="720"/>
+      </w:pPr>
+      <w:r>
+        <w:rPr>
+          <w:b/>
+          <w:bCs/>
+        </w:rPr>
+        <w:t>Obiectiv:</w:t>
+      </w:r>
+      <w:r>
+        <w:t xml:space="preserve"> Validarea evenimentului close_write pentru a asigura sincronizarea modificărilor aduse unui document deja existent</w:t>
+      </w:r>
+    </w:p>
+    <w:p>
+      <w:pPr>
+        <w:ind w:firstLine="720"/>
+      </w:pPr>
+      <w:r>
+        <w:rPr>
+          <w:b/>
+          <w:bCs/>
+        </w:rPr>
+        <w:t>Precondiții:</w:t>
+      </w:r>
+      <w:r>
+        <w:t xml:space="preserve"> Fișierul raport.txt există pe ambele mașini. Scriptul de sincronizare este</w:t>
+      </w:r>
+      <w:r>
+        <w:t xml:space="preserve"> </w:t>
+      </w:r>
+      <w:r>
+        <w:t>activ</w:t>
+      </w:r>
+    </w:p>
+    <w:p>
+      <w:pPr>
+        <w:ind w:firstLine="720"/>
+      </w:pPr>
+      <w:r>
+        <w:rPr>
+          <w:b/>
+          <w:bCs/>
+        </w:rPr>
+        <w:t>Pași de execuție:</w:t>
+      </w:r>
+    </w:p>
+    <w:p>
+      <w:pPr>
+        <w:pStyle w:val="ListParagraph"/>
+        <w:numPr>
+          <w:ilvl w:val="1"/>
+          <w:numId w:val="2"/>
+        </w:numPr>
+      </w:pPr>
+      <w:r>
+        <w:t>Se deschide raport.txt pe mașina sursă folosind un editor de text (ex: nano</w:t>
+      </w:r>
+      <w:r>
+        <w:t>)</w:t>
+      </w:r>
+    </w:p>
+    <w:p>
+      <w:pPr>
+        <w:numPr>
+          <w:ilvl w:val="1"/>
+          <w:numId w:val="2"/>
+        </w:numPr>
+      </w:pPr>
+      <w:r>
+        <w:t>Se adaugă o linie nouă de text și se salvează documentul</w:t>
+      </w:r>
+    </w:p>
+    <w:p>
+      <w:pPr>
+        <w:ind w:firstLine="720"/>
+      </w:pPr>
+      <w:r>
+        <w:rPr>
+          <w:b/>
+          <w:bCs/>
+        </w:rPr>
+        <w:lastRenderedPageBreak/>
+        <w:t>Rezultat așteptat:</w:t>
+      </w:r>
+      <w:r>
+        <w:t xml:space="preserve"> La închiderea fluxului de scriere, scriptul retrimite fișierul actualizat.</w:t>
+      </w:r>
+      <w:r>
+        <w:t xml:space="preserve"> </w:t>
+      </w:r>
+      <w:r>
+        <w:t>Pe destinație, la deschiderea documentului, noua linie de text este vizibilă</w:t>
+      </w:r>
+      <w:r>
+        <w:t>.</w:t>
+      </w:r>
+    </w:p>
     <w:p/>
-    <w:p/>
-    <w:p/>
-    <w:p>
-      <w:r>
-        <w:t xml:space="preserve">Pentru </w:t>
-      </w:r>
-      <w:r>
-        <w:t xml:space="preserve">a testa </w:t>
-      </w:r>
-      <w:r>
-        <w:t xml:space="preserve">checksum: </w:t>
-      </w:r>
-    </w:p>
-    <w:p>
-      <w:r>
-        <w:t xml:space="preserve">Prin comanda </w:t>
-      </w:r>
-      <w:r>
-        <w:t>md5sum ~/Desktop/sync_test/document.txt</w:t>
-      </w:r>
-      <w:r>
-        <w:t xml:space="preserve"> observăm dacă fișierul s-a modificat sau nu.</w:t>
-      </w:r>
-    </w:p>
-    <w:p>
-      <w:r>
+    <w:p>
+      <w:pPr>
+        <w:rPr>
+          <w:b/>
+          <w:bCs/>
+        </w:rPr>
+      </w:pPr>
+      <w:r>
+        <w:rPr>
+          <w:b/>
+          <w:bCs/>
+        </w:rPr>
         <w:drawing>
-          <wp:inline distT="0" distB="0" distL="0" distR="0" wp14:anchorId="17CC3648" wp14:editId="599D3911">
-            <wp:extent cx="5943600" cy="2162810"/>
-            <wp:effectExtent l="0" t="0" r="0" b="8890"/>
-            <wp:docPr id="2146874741" name="Picture 1"/>
+          <wp:inline distT="0" distB="0" distL="0" distR="0" wp14:anchorId="5A926480" wp14:editId="764F5FCA">
+            <wp:extent cx="5943600" cy="2034540"/>
+            <wp:effectExtent l="0" t="0" r="0" b="3810"/>
+            <wp:docPr id="1187020799" name="Picture 1"/>
             <wp:cNvGraphicFramePr>
               <a:graphicFrameLocks xmlns:a="http://schemas.openxmlformats.org/drawingml/2006/main" noChangeAspect="1"/>
             </wp:cNvGraphicFramePr>
@@ -502,7 +307,7 @@
               <a:graphicData uri="http://schemas.openxmlformats.org/drawingml/2006/picture">
                 <pic:pic xmlns:pic="http://schemas.openxmlformats.org/drawingml/2006/picture">
                   <pic:nvPicPr>
-                    <pic:cNvPr id="2146874741" name=""/>
+                    <pic:cNvPr id="1187020799" name=""/>
                     <pic:cNvPicPr/>
                   </pic:nvPicPr>
                   <pic:blipFill>
@@ -514,7 +319,7 @@
                   <pic:spPr>
                     <a:xfrm>
                       <a:off x="0" y="0"/>
-                      <a:ext cx="5943600" cy="2162810"/>
+                      <a:ext cx="5943600" cy="2034540"/>
                     </a:xfrm>
                     <a:prstGeom prst="rect">
                       <a:avLst/>
@@ -527,69 +332,126 @@
         </w:drawing>
       </w:r>
     </w:p>
-    <w:p/>
-    <w:p/>
-    <w:p>
-      <w:r>
-        <w:t xml:space="preserve">Pentru a testa lsof: </w:t>
-      </w:r>
-    </w:p>
-    <w:p>
-      <w:r>
-        <w:t xml:space="preserve">Am folosit comanda pe terminalul 1: </w:t>
-      </w:r>
-    </w:p>
-    <w:p>
-      <w:pPr>
-        <w:rPr>
-          <w:lang w:val="ro-RO"/>
-        </w:rPr>
-      </w:pPr>
-      <w:r>
-        <w:t>cat &gt; ~/Desktop/sync_test/document.txt</w:t>
-      </w:r>
-      <w:r>
-        <w:t xml:space="preserve">    -    pentru a</w:t>
-      </w:r>
-      <w:r>
-        <w:rPr>
-          <w:lang w:val="ro-RO"/>
-        </w:rPr>
-        <w:t xml:space="preserve"> aștepta să scriu ceva in document și să-l afișeze.</w:t>
-      </w:r>
-    </w:p>
-    <w:p>
-      <w:r>
-        <w:rPr>
-          <w:lang w:val="ro-RO"/>
-        </w:rPr>
-        <w:t>Am folosit comanda pe terminalul 2</w:t>
-      </w:r>
-      <w:r>
-        <w:t>:</w:t>
-      </w:r>
-    </w:p>
-    <w:p>
-      <w:r>
-        <w:t>lsof ~/Desktop/sync_test/document.txt</w:t>
-      </w:r>
-    </w:p>
-    <w:p>
-      <w:pPr>
-        <w:rPr>
-          <w:lang w:val="ro-RO"/>
-        </w:rPr>
-      </w:pPr>
-      <w:r>
-        <w:rPr>
-          <w:lang w:val="ro-RO"/>
-        </w:rPr>
+    <w:p>
+      <w:pPr>
+        <w:rPr>
+          <w:b/>
+          <w:bCs/>
+        </w:rPr>
+      </w:pPr>
+    </w:p>
+    <w:p>
+      <w:pPr>
+        <w:rPr>
+          <w:b/>
+          <w:bCs/>
+        </w:rPr>
+      </w:pPr>
+      <w:r>
+        <w:rPr>
+          <w:b/>
+          <w:bCs/>
+        </w:rPr>
+        <w:t xml:space="preserve">Testul 3: Prevenirea coruperii datelor </w:t>
+      </w:r>
+    </w:p>
+    <w:p>
+      <w:pPr>
+        <w:ind w:firstLine="720"/>
+      </w:pPr>
+      <w:r>
+        <w:rPr>
+          <w:b/>
+          <w:bCs/>
+        </w:rPr>
+        <w:t>Obiectiv:</w:t>
+      </w:r>
+      <w:r>
+        <w:t xml:space="preserve"> Verificarea mecanismului de protecție lsof împotriva suprascrierii abuzive.</w:t>
+      </w:r>
+    </w:p>
+    <w:p>
+      <w:pPr>
+        <w:ind w:left="720"/>
+      </w:pPr>
+      <w:r>
+        <w:rPr>
+          <w:b/>
+          <w:bCs/>
+        </w:rPr>
+        <w:t>Precondiții:</w:t>
+      </w:r>
+      <w:r>
+        <w:t xml:space="preserve"> Fișierul raport.txt există sincronizat pe ambele calculatoare.</w:t>
+      </w:r>
+    </w:p>
+    <w:p>
+      <w:pPr>
+        <w:ind w:left="720"/>
+      </w:pPr>
+      <w:r>
+        <w:rPr>
+          <w:b/>
+          <w:bCs/>
+        </w:rPr>
+        <w:t>Pași de execuție:</w:t>
+      </w:r>
+    </w:p>
+    <w:p>
+      <w:pPr>
+        <w:pStyle w:val="ListParagraph"/>
+        <w:numPr>
+          <w:ilvl w:val="1"/>
+          <w:numId w:val="3"/>
+        </w:numPr>
+      </w:pPr>
+      <w:r>
+        <w:t>Pe mașina destinație, se blochează fișierul deschizând un canal de scriere continuu (ex: cat &gt;</w:t>
+      </w:r>
+      <w:r>
+        <w:t>&gt;</w:t>
+      </w:r>
+      <w:r>
+        <w:t xml:space="preserve"> raport.txt).</w:t>
+      </w:r>
+    </w:p>
+    <w:p>
+      <w:pPr>
+        <w:numPr>
+          <w:ilvl w:val="1"/>
+          <w:numId w:val="3"/>
+        </w:numPr>
+      </w:pPr>
+      <w:r>
+        <w:t>Pe mașina sursă, se adaugă text nou în raport.txt și se salvează pentru a forța sincronizarea.</w:t>
+      </w:r>
+    </w:p>
+    <w:p>
+      <w:pPr>
+        <w:ind w:firstLine="720"/>
+      </w:pPr>
+      <w:r>
+        <w:rPr>
+          <w:b/>
+          <w:bCs/>
+        </w:rPr>
+        <w:t>Rezultat așteptat:</w:t>
+      </w:r>
+      <w:r>
+        <w:t xml:space="preserve"> Transferul este blocat de comanda SSH de verificare. Pe ecranul sursei se afișează „fisierul e deschis pe ubuntu”. Fișierul de pe destinație nu este corupt și își păstrează starea inițială.</w:t>
+      </w:r>
+    </w:p>
+    <w:p>
+      <w:pPr>
+        <w:ind w:firstLine="720"/>
+      </w:pPr>
+      <w:r>
         <w:lastRenderedPageBreak/>
         <w:drawing>
-          <wp:inline distT="0" distB="0" distL="0" distR="0" wp14:anchorId="471E9D17" wp14:editId="6058B9F7">
-            <wp:extent cx="5943600" cy="3989070"/>
+          <wp:inline distT="0" distB="0" distL="0" distR="0" wp14:anchorId="34C7B129" wp14:editId="6E35F081">
+            <wp:extent cx="5943600" cy="2707005"/>
             <wp:effectExtent l="0" t="0" r="0" b="0"/>
-            <wp:docPr id="373671586" name="Picture 1"/>
+            <wp:docPr id="1486469749" name="Picture 1"/>
             <wp:cNvGraphicFramePr>
               <a:graphicFrameLocks xmlns:a="http://schemas.openxmlformats.org/drawingml/2006/main" noChangeAspect="1"/>
             </wp:cNvGraphicFramePr>
@@ -597,7 +459,7 @@
               <a:graphicData uri="http://schemas.openxmlformats.org/drawingml/2006/picture">
                 <pic:pic xmlns:pic="http://schemas.openxmlformats.org/drawingml/2006/picture">
                   <pic:nvPicPr>
-                    <pic:cNvPr id="373671586" name=""/>
+                    <pic:cNvPr id="1486469749" name=""/>
                     <pic:cNvPicPr/>
                   </pic:nvPicPr>
                   <pic:blipFill>
@@ -609,7 +471,7 @@
                   <pic:spPr>
                     <a:xfrm>
                       <a:off x="0" y="0"/>
-                      <a:ext cx="5943600" cy="3989070"/>
+                      <a:ext cx="5943600" cy="2707005"/>
                     </a:xfrm>
                     <a:prstGeom prst="rect">
                       <a:avLst/>
@@ -622,33 +484,343 @@
         </w:drawing>
       </w:r>
     </w:p>
-    <w:p>
-      <w:pPr>
-        <w:rPr>
-          <w:lang w:val="ro-RO"/>
-        </w:rPr>
-      </w:pPr>
-    </w:p>
-    <w:p>
-      <w:pPr>
-        <w:rPr>
-          <w:lang w:val="ro-RO"/>
-        </w:rPr>
-      </w:pPr>
-      <w:r>
-        <w:rPr>
-          <w:lang w:val="ro-RO"/>
-        </w:rPr>
-        <w:t xml:space="preserve">Pentru că am folosit comanda „cat </w:t>
-      </w:r>
-      <w:r>
-        <w:t>&gt;” care ruleaz</w:t>
-      </w:r>
-      <w:r>
-        <w:rPr>
-          <w:lang w:val="ro-RO"/>
-        </w:rPr>
-        <w:t>ă activ în prima fereastră, lsof din a doua va afișa un tabel în care arată userului/scriptului că un fișier este ocupat și nu trebuie suprascris.</w:t>
+    <w:p/>
+    <w:p>
+      <w:pPr>
+        <w:rPr>
+          <w:b/>
+          <w:bCs/>
+        </w:rPr>
+      </w:pPr>
+      <w:r>
+        <w:rPr>
+          <w:b/>
+          <w:bCs/>
+        </w:rPr>
+        <w:t>Testul 4: Validarea transferului</w:t>
+      </w:r>
+    </w:p>
+    <w:p>
+      <w:pPr>
+        <w:ind w:left="720"/>
+      </w:pPr>
+      <w:r>
+        <w:rPr>
+          <w:b/>
+          <w:bCs/>
+        </w:rPr>
+        <w:t>Obiectiv:</w:t>
+      </w:r>
+      <w:r>
+        <w:t xml:space="preserve"> Demonstrarea faptului că fișierele trimise prin rețea nu distrug fișierul original</w:t>
+      </w:r>
+      <w:r>
+        <w:t xml:space="preserve"> </w:t>
+      </w:r>
+      <w:r>
+        <w:t>înainte de finalizarea și validarea transferului</w:t>
+      </w:r>
+    </w:p>
+    <w:p>
+      <w:pPr>
+        <w:ind w:left="720"/>
+      </w:pPr>
+      <w:r>
+        <w:rPr>
+          <w:b/>
+          <w:bCs/>
+        </w:rPr>
+        <w:t>Precondiții:</w:t>
+      </w:r>
+      <w:r>
+        <w:t xml:space="preserve"> Se repetă precondițiile de la Testul 3</w:t>
+      </w:r>
+    </w:p>
+    <w:p>
+      <w:pPr>
+        <w:ind w:left="720"/>
+      </w:pPr>
+      <w:r>
+        <w:rPr>
+          <w:b/>
+          <w:bCs/>
+        </w:rPr>
+        <w:t>Pași de execuție:</w:t>
+      </w:r>
+    </w:p>
+    <w:p>
+      <w:pPr>
+        <w:numPr>
+          <w:ilvl w:val="1"/>
+          <w:numId w:val="4"/>
+        </w:numPr>
+      </w:pPr>
+      <w:r>
+        <w:t>Se declanșează sincronizarea de pe mașina sursă asupra fișierului blocat</w:t>
+      </w:r>
+    </w:p>
+    <w:p>
+      <w:pPr>
+        <w:numPr>
+          <w:ilvl w:val="1"/>
+          <w:numId w:val="4"/>
+        </w:numPr>
+      </w:pPr>
+      <w:r>
+        <w:t>După eroarea afișată pe sursă, se listează conținutul directorului destinație folosind comanda ls -la</w:t>
+      </w:r>
+    </w:p>
+    <w:p>
+      <w:pPr>
+        <w:ind w:left="720"/>
+      </w:pPr>
+      <w:r>
+        <w:rPr>
+          <w:b/>
+          <w:bCs/>
+        </w:rPr>
+        <w:t>Rezultat așteptat:</w:t>
+      </w:r>
+      <w:r>
+        <w:t xml:space="preserve"> În director apar două entități distincte: fișierul original protejat (raport.txt) și fișierul primit prin transfer (raport.txt.tmp). Comanda mv nu a fost executată</w:t>
+      </w:r>
+    </w:p>
+    <w:p>
+      <w:r>
+        <w:drawing>
+          <wp:anchor distT="0" distB="0" distL="114300" distR="114300" simplePos="0" relativeHeight="251658240" behindDoc="0" locked="0" layoutInCell="1" allowOverlap="1" wp14:anchorId="3D6D05CB" wp14:editId="182B53DA">
+            <wp:simplePos x="0" y="0"/>
+            <wp:positionH relativeFrom="margin">
+              <wp:posOffset>207900</wp:posOffset>
+            </wp:positionH>
+            <wp:positionV relativeFrom="paragraph">
+              <wp:posOffset>13319</wp:posOffset>
+            </wp:positionV>
+            <wp:extent cx="5759450" cy="2643505"/>
+            <wp:effectExtent l="0" t="0" r="0" b="4445"/>
+            <wp:wrapNone/>
+            <wp:docPr id="1434549062" name="Picture 1"/>
+            <wp:cNvGraphicFramePr>
+              <a:graphicFrameLocks xmlns:a="http://schemas.openxmlformats.org/drawingml/2006/main" noChangeAspect="1"/>
+            </wp:cNvGraphicFramePr>
+            <a:graphic xmlns:a="http://schemas.openxmlformats.org/drawingml/2006/main">
+              <a:graphicData uri="http://schemas.openxmlformats.org/drawingml/2006/picture">
+                <pic:pic xmlns:pic="http://schemas.openxmlformats.org/drawingml/2006/picture">
+                  <pic:nvPicPr>
+                    <pic:cNvPr id="1434549062" name=""/>
+                    <pic:cNvPicPr/>
+                  </pic:nvPicPr>
+                  <pic:blipFill>
+                    <a:blip r:embed="rId8">
+                      <a:extLst>
+                        <a:ext uri="{28A0092B-C50C-407E-A947-70E740481C1C}">
+                          <a14:useLocalDpi xmlns:a14="http://schemas.microsoft.com/office/drawing/2010/main" val="0"/>
+                        </a:ext>
+                      </a:extLst>
+                    </a:blip>
+                    <a:stretch>
+                      <a:fillRect/>
+                    </a:stretch>
+                  </pic:blipFill>
+                  <pic:spPr>
+                    <a:xfrm>
+                      <a:off x="0" y="0"/>
+                      <a:ext cx="5759450" cy="2643505"/>
+                    </a:xfrm>
+                    <a:prstGeom prst="rect">
+                      <a:avLst/>
+                    </a:prstGeom>
+                  </pic:spPr>
+                </pic:pic>
+              </a:graphicData>
+            </a:graphic>
+            <wp14:sizeRelH relativeFrom="page">
+              <wp14:pctWidth>0</wp14:pctWidth>
+            </wp14:sizeRelH>
+            <wp14:sizeRelV relativeFrom="page">
+              <wp14:pctHeight>0</wp14:pctHeight>
+            </wp14:sizeRelV>
+          </wp:anchor>
+        </w:drawing>
+      </w:r>
+    </w:p>
+    <w:p/>
+    <w:p>
+      <w:pPr>
+        <w:rPr>
+          <w:b/>
+          <w:bCs/>
+        </w:rPr>
+      </w:pPr>
+    </w:p>
+    <w:p>
+      <w:pPr>
+        <w:rPr>
+          <w:b/>
+          <w:bCs/>
+        </w:rPr>
+      </w:pPr>
+    </w:p>
+    <w:p>
+      <w:pPr>
+        <w:rPr>
+          <w:b/>
+          <w:bCs/>
+        </w:rPr>
+      </w:pPr>
+    </w:p>
+    <w:p>
+      <w:pPr>
+        <w:rPr>
+          <w:b/>
+          <w:bCs/>
+        </w:rPr>
+      </w:pPr>
+    </w:p>
+    <w:p>
+      <w:pPr>
+        <w:rPr>
+          <w:b/>
+          <w:bCs/>
+        </w:rPr>
+      </w:pPr>
+      <w:r>
+        <w:rPr>
+          <w:b/>
+          <w:bCs/>
+        </w:rPr>
+        <w:lastRenderedPageBreak/>
+        <w:t xml:space="preserve">Testul 5: </w:t>
+      </w:r>
+      <w:r>
+        <w:rPr>
+          <w:b/>
+          <w:bCs/>
+        </w:rPr>
+        <w:t>Gestionarea fișierelor cu spații în denumire</w:t>
+      </w:r>
+    </w:p>
+    <w:p>
+      <w:pPr>
+        <w:ind w:firstLine="720"/>
+      </w:pPr>
+      <w:r>
+        <w:rPr>
+          <w:b/>
+          <w:bCs/>
+        </w:rPr>
+        <w:t>Obiectiv:</w:t>
+      </w:r>
+      <w:r>
+        <w:t xml:space="preserve"> Verificarea robusteții codului la nivel de interpretare a variabilelor Bash</w:t>
+      </w:r>
+    </w:p>
+    <w:p>
+      <w:pPr>
+        <w:ind w:left="720"/>
+      </w:pPr>
+      <w:r>
+        <w:rPr>
+          <w:b/>
+          <w:bCs/>
+        </w:rPr>
+        <w:t>Precondiții:</w:t>
+      </w:r>
+      <w:r>
+        <w:t xml:space="preserve"> Scriptul rulează în condiții normale</w:t>
+      </w:r>
+    </w:p>
+    <w:p>
+      <w:pPr>
+        <w:ind w:left="720"/>
+      </w:pPr>
+      <w:r>
+        <w:rPr>
+          <w:b/>
+          <w:bCs/>
+        </w:rPr>
+        <w:t>Pași de execuție:</w:t>
+      </w:r>
+    </w:p>
+    <w:p>
+      <w:pPr>
+        <w:pStyle w:val="ListParagraph"/>
+        <w:numPr>
+          <w:ilvl w:val="1"/>
+          <w:numId w:val="7"/>
+        </w:numPr>
+      </w:pPr>
+      <w:r>
+        <w:t>Se creează pe mașina sursă un fișier cu numele „proiect final practica.txt”</w:t>
+      </w:r>
+    </w:p>
+    <w:p>
+      <w:pPr>
+        <w:numPr>
+          <w:ilvl w:val="1"/>
+          <w:numId w:val="7"/>
+        </w:numPr>
+      </w:pPr>
+      <w:r>
+        <w:t>Se scrie text în el și se salvează</w:t>
+      </w:r>
+    </w:p>
+    <w:p>
+      <w:pPr>
+        <w:ind w:firstLine="720"/>
+      </w:pPr>
+      <w:r>
+        <w:rPr>
+          <w:b/>
+          <w:bCs/>
+        </w:rPr>
+        <w:t>Rezultat așteptat:</w:t>
+      </w:r>
+      <w:r>
+        <w:t xml:space="preserve"> Utilitarele scp și ssh nu fragmentează comanda. Fișierul ajunge intact pe destinație, păstrându-și exact denumirea cu spații, fără a genera erori de tip "file not found"</w:t>
+      </w:r>
+      <w:r>
+        <w:t>.</w:t>
+      </w:r>
+    </w:p>
+    <w:p/>
+    <w:p>
+      <w:r>
+        <w:drawing>
+          <wp:inline distT="0" distB="0" distL="0" distR="0" wp14:anchorId="020E6B3E" wp14:editId="40918C35">
+            <wp:extent cx="5943600" cy="2751455"/>
+            <wp:effectExtent l="0" t="0" r="0" b="0"/>
+            <wp:docPr id="1035032602" name="Picture 1"/>
+            <wp:cNvGraphicFramePr>
+              <a:graphicFrameLocks xmlns:a="http://schemas.openxmlformats.org/drawingml/2006/main" noChangeAspect="1"/>
+            </wp:cNvGraphicFramePr>
+            <a:graphic xmlns:a="http://schemas.openxmlformats.org/drawingml/2006/main">
+              <a:graphicData uri="http://schemas.openxmlformats.org/drawingml/2006/picture">
+                <pic:pic xmlns:pic="http://schemas.openxmlformats.org/drawingml/2006/picture">
+                  <pic:nvPicPr>
+                    <pic:cNvPr id="1035032602" name=""/>
+                    <pic:cNvPicPr/>
+                  </pic:nvPicPr>
+                  <pic:blipFill>
+                    <a:blip r:embed="rId9"/>
+                    <a:stretch>
+                      <a:fillRect/>
+                    </a:stretch>
+                  </pic:blipFill>
+                  <pic:spPr>
+                    <a:xfrm>
+                      <a:off x="0" y="0"/>
+                      <a:ext cx="5943600" cy="2751455"/>
+                    </a:xfrm>
+                    <a:prstGeom prst="rect">
+                      <a:avLst/>
+                    </a:prstGeom>
+                  </pic:spPr>
+                </pic:pic>
+              </a:graphicData>
+            </a:graphic>
+          </wp:inline>
+        </w:drawing>
       </w:r>
     </w:p>
     <w:sectPr>
@@ -659,6 +831,944 @@
     </w:sectPr>
   </w:body>
 </w:document>
+</file>
+
+<file path=word/numbering.xml><?xml version="1.0" encoding="utf-8"?>
+<w:numbering xmlns:wpc="http://schemas.microsoft.com/office/word/2010/wordprocessingCanvas" xmlns:cx="http://schemas.microsoft.com/office/drawing/2014/chartex" xmlns:cx1="http://schemas.microsoft.com/office/drawing/2015/9/8/chartex" xmlns:cx2="http://schemas.microsoft.com/office/drawing/2015/10/21/chartex" xmlns:cx3="http://schemas.microsoft.com/office/drawing/2016/5/9/chartex" xmlns:cx4="http://schemas.microsoft.com/office/drawing/2016/5/10/chartex" xmlns:cx5="http://schemas.microsoft.com/office/drawing/2016/5/11/chartex" xmlns:cx6="http://schemas.microsoft.com/office/drawing/2016/5/12/chartex" xmlns:cx7="http://schemas.microsoft.com/office/drawing/2016/5/13/chartex" xmlns:cx8="http://schemas.microsoft.com/office/drawing/2016/5/14/chartex" xmlns:mc="http://schemas.openxmlformats.org/markup-compatibility/2006" xmlns:aink="http://schemas.microsoft.com/office/drawing/2016/ink" xmlns:am3d="http://schemas.microsoft.com/office/drawing/2017/model3d" xmlns:o="urn:schemas-microsoft-com:office:office" xmlns:oel="http://schemas.microsoft.com/office/2019/extlst" xmlns:r="http://schemas.openxmlformats.org/officeDocument/2006/relationships" xmlns:m="http://schemas.openxmlformats.org/officeDocument/2006/math" xmlns:v="urn:schemas-microsoft-com:vml" xmlns:wp14="http://schemas.microsoft.com/office/word/2010/wordprocessingDrawing" xmlns:wp="http://schemas.openxmlformats.org/drawingml/2006/wordprocessingDrawing" xmlns:w10="urn:schemas-microsoft-com:office:word" xmlns:w="http://schemas.openxmlformats.org/wordprocessingml/2006/main" xmlns:w14="http://schemas.microsoft.com/office/word/2010/wordml" xmlns:w15="http://schemas.microsoft.com/office/word/2012/wordml" xmlns:w16cex="http://schemas.microsoft.com/office/word/2018/wordml/cex" xmlns:w16cid="http://schemas.microsoft.com/office/word/2016/wordml/cid" xmlns:w16="http://schemas.microsoft.com/office/word/2018/wordml" xmlns:w16du="http://schemas.microsoft.com/office/word/2023/wordml/word16du" xmlns:w16sdtdh="http://schemas.microsoft.com/office/word/2020/wordml/sdtdatahash" xmlns:w16sdtfl="http://schemas.microsoft.com/office/word/2024/wordml/sdtformatlock" xmlns:w16se="http://schemas.microsoft.com/office/word/2015/wordml/symex" xmlns:wpg="http://schemas.microsoft.com/office/word/2010/wordprocessingGroup" xmlns:wpi="http://schemas.microsoft.com/office/word/2010/wordprocessingInk" xmlns:wne="http://schemas.microsoft.com/office/word/2006/wordml" xmlns:wps="http://schemas.microsoft.com/office/word/2010/wordprocessingShape" mc:Ignorable="w14 w15 w16se w16cid w16 w16cex w16sdtdh w16sdtfl w16du wp14">
+  <w:abstractNum w:abstractNumId="0" w15:restartNumberingAfterBreak="0">
+    <w:nsid w:val="0B75494E"/>
+    <w:multiLevelType w:val="multilevel"/>
+    <w:tmpl w:val="5D669F52"/>
+    <w:lvl w:ilvl="0">
+      <w:start w:val="1"/>
+      <w:numFmt w:val="bullet"/>
+      <w:lvlText w:val=""/>
+      <w:lvlJc w:val="left"/>
+      <w:pPr>
+        <w:tabs>
+          <w:tab w:val="num" w:pos="720"/>
+        </w:tabs>
+        <w:ind w:left="720" w:hanging="360"/>
+      </w:pPr>
+      <w:rPr>
+        <w:rFonts w:ascii="Symbol" w:hAnsi="Symbol" w:hint="default"/>
+        <w:sz w:val="20"/>
+      </w:rPr>
+    </w:lvl>
+    <w:lvl w:ilvl="1">
+      <w:start w:val="1"/>
+      <w:numFmt w:val="decimal"/>
+      <w:lvlText w:val="%2."/>
+      <w:lvlJc w:val="left"/>
+      <w:pPr>
+        <w:tabs>
+          <w:tab w:val="num" w:pos="1440"/>
+        </w:tabs>
+        <w:ind w:left="1440" w:hanging="360"/>
+      </w:pPr>
+      <w:rPr>
+        <w:rFonts w:asciiTheme="minorHAnsi" w:eastAsiaTheme="minorHAnsi" w:hAnsiTheme="minorHAnsi" w:cstheme="minorBidi"/>
+      </w:rPr>
+    </w:lvl>
+    <w:lvl w:ilvl="2" w:tentative="1">
+      <w:start w:val="1"/>
+      <w:numFmt w:val="bullet"/>
+      <w:lvlText w:val=""/>
+      <w:lvlJc w:val="left"/>
+      <w:pPr>
+        <w:tabs>
+          <w:tab w:val="num" w:pos="2160"/>
+        </w:tabs>
+        <w:ind w:left="2160" w:hanging="360"/>
+      </w:pPr>
+      <w:rPr>
+        <w:rFonts w:ascii="Wingdings" w:hAnsi="Wingdings" w:hint="default"/>
+        <w:sz w:val="20"/>
+      </w:rPr>
+    </w:lvl>
+    <w:lvl w:ilvl="3" w:tentative="1">
+      <w:start w:val="1"/>
+      <w:numFmt w:val="bullet"/>
+      <w:lvlText w:val=""/>
+      <w:lvlJc w:val="left"/>
+      <w:pPr>
+        <w:tabs>
+          <w:tab w:val="num" w:pos="2880"/>
+        </w:tabs>
+        <w:ind w:left="2880" w:hanging="360"/>
+      </w:pPr>
+      <w:rPr>
+        <w:rFonts w:ascii="Wingdings" w:hAnsi="Wingdings" w:hint="default"/>
+        <w:sz w:val="20"/>
+      </w:rPr>
+    </w:lvl>
+    <w:lvl w:ilvl="4" w:tentative="1">
+      <w:start w:val="1"/>
+      <w:numFmt w:val="bullet"/>
+      <w:lvlText w:val=""/>
+      <w:lvlJc w:val="left"/>
+      <w:pPr>
+        <w:tabs>
+          <w:tab w:val="num" w:pos="3600"/>
+        </w:tabs>
+        <w:ind w:left="3600" w:hanging="360"/>
+      </w:pPr>
+      <w:rPr>
+        <w:rFonts w:ascii="Wingdings" w:hAnsi="Wingdings" w:hint="default"/>
+        <w:sz w:val="20"/>
+      </w:rPr>
+    </w:lvl>
+    <w:lvl w:ilvl="5" w:tentative="1">
+      <w:start w:val="1"/>
+      <w:numFmt w:val="bullet"/>
+      <w:lvlText w:val=""/>
+      <w:lvlJc w:val="left"/>
+      <w:pPr>
+        <w:tabs>
+          <w:tab w:val="num" w:pos="4320"/>
+        </w:tabs>
+        <w:ind w:left="4320" w:hanging="360"/>
+      </w:pPr>
+      <w:rPr>
+        <w:rFonts w:ascii="Wingdings" w:hAnsi="Wingdings" w:hint="default"/>
+        <w:sz w:val="20"/>
+      </w:rPr>
+    </w:lvl>
+    <w:lvl w:ilvl="6" w:tentative="1">
+      <w:start w:val="1"/>
+      <w:numFmt w:val="bullet"/>
+      <w:lvlText w:val=""/>
+      <w:lvlJc w:val="left"/>
+      <w:pPr>
+        <w:tabs>
+          <w:tab w:val="num" w:pos="5040"/>
+        </w:tabs>
+        <w:ind w:left="5040" w:hanging="360"/>
+      </w:pPr>
+      <w:rPr>
+        <w:rFonts w:ascii="Wingdings" w:hAnsi="Wingdings" w:hint="default"/>
+        <w:sz w:val="20"/>
+      </w:rPr>
+    </w:lvl>
+    <w:lvl w:ilvl="7" w:tentative="1">
+      <w:start w:val="1"/>
+      <w:numFmt w:val="bullet"/>
+      <w:lvlText w:val=""/>
+      <w:lvlJc w:val="left"/>
+      <w:pPr>
+        <w:tabs>
+          <w:tab w:val="num" w:pos="5760"/>
+        </w:tabs>
+        <w:ind w:left="5760" w:hanging="360"/>
+      </w:pPr>
+      <w:rPr>
+        <w:rFonts w:ascii="Wingdings" w:hAnsi="Wingdings" w:hint="default"/>
+        <w:sz w:val="20"/>
+      </w:rPr>
+    </w:lvl>
+    <w:lvl w:ilvl="8" w:tentative="1">
+      <w:start w:val="1"/>
+      <w:numFmt w:val="bullet"/>
+      <w:lvlText w:val=""/>
+      <w:lvlJc w:val="left"/>
+      <w:pPr>
+        <w:tabs>
+          <w:tab w:val="num" w:pos="6480"/>
+        </w:tabs>
+        <w:ind w:left="6480" w:hanging="360"/>
+      </w:pPr>
+      <w:rPr>
+        <w:rFonts w:ascii="Wingdings" w:hAnsi="Wingdings" w:hint="default"/>
+        <w:sz w:val="20"/>
+      </w:rPr>
+    </w:lvl>
+  </w:abstractNum>
+  <w:abstractNum w:abstractNumId="1" w15:restartNumberingAfterBreak="0">
+    <w:nsid w:val="11291512"/>
+    <w:multiLevelType w:val="hybridMultilevel"/>
+    <w:tmpl w:val="B1268F50"/>
+    <w:lvl w:ilvl="0" w:tplc="0409000F">
+      <w:start w:val="1"/>
+      <w:numFmt w:val="decimal"/>
+      <w:lvlText w:val="%1."/>
+      <w:lvlJc w:val="left"/>
+      <w:pPr>
+        <w:ind w:left="720" w:hanging="360"/>
+      </w:pPr>
+      <w:rPr>
+        <w:rFonts w:hint="default"/>
+      </w:rPr>
+    </w:lvl>
+    <w:lvl w:ilvl="1" w:tplc="04090019" w:tentative="1">
+      <w:start w:val="1"/>
+      <w:numFmt w:val="lowerLetter"/>
+      <w:lvlText w:val="%2."/>
+      <w:lvlJc w:val="left"/>
+      <w:pPr>
+        <w:ind w:left="1440" w:hanging="360"/>
+      </w:pPr>
+    </w:lvl>
+    <w:lvl w:ilvl="2" w:tplc="0409001B" w:tentative="1">
+      <w:start w:val="1"/>
+      <w:numFmt w:val="lowerRoman"/>
+      <w:lvlText w:val="%3."/>
+      <w:lvlJc w:val="right"/>
+      <w:pPr>
+        <w:ind w:left="2160" w:hanging="180"/>
+      </w:pPr>
+    </w:lvl>
+    <w:lvl w:ilvl="3" w:tplc="0409000F" w:tentative="1">
+      <w:start w:val="1"/>
+      <w:numFmt w:val="decimal"/>
+      <w:lvlText w:val="%4."/>
+      <w:lvlJc w:val="left"/>
+      <w:pPr>
+        <w:ind w:left="2880" w:hanging="360"/>
+      </w:pPr>
+    </w:lvl>
+    <w:lvl w:ilvl="4" w:tplc="04090019" w:tentative="1">
+      <w:start w:val="1"/>
+      <w:numFmt w:val="lowerLetter"/>
+      <w:lvlText w:val="%5."/>
+      <w:lvlJc w:val="left"/>
+      <w:pPr>
+        <w:ind w:left="3600" w:hanging="360"/>
+      </w:pPr>
+    </w:lvl>
+    <w:lvl w:ilvl="5" w:tplc="0409001B" w:tentative="1">
+      <w:start w:val="1"/>
+      <w:numFmt w:val="lowerRoman"/>
+      <w:lvlText w:val="%6."/>
+      <w:lvlJc w:val="right"/>
+      <w:pPr>
+        <w:ind w:left="4320" w:hanging="180"/>
+      </w:pPr>
+    </w:lvl>
+    <w:lvl w:ilvl="6" w:tplc="0409000F" w:tentative="1">
+      <w:start w:val="1"/>
+      <w:numFmt w:val="decimal"/>
+      <w:lvlText w:val="%7."/>
+      <w:lvlJc w:val="left"/>
+      <w:pPr>
+        <w:ind w:left="5040" w:hanging="360"/>
+      </w:pPr>
+    </w:lvl>
+    <w:lvl w:ilvl="7" w:tplc="04090019" w:tentative="1">
+      <w:start w:val="1"/>
+      <w:numFmt w:val="lowerLetter"/>
+      <w:lvlText w:val="%8."/>
+      <w:lvlJc w:val="left"/>
+      <w:pPr>
+        <w:ind w:left="5760" w:hanging="360"/>
+      </w:pPr>
+    </w:lvl>
+    <w:lvl w:ilvl="8" w:tplc="0409001B" w:tentative="1">
+      <w:start w:val="1"/>
+      <w:numFmt w:val="lowerRoman"/>
+      <w:lvlText w:val="%9."/>
+      <w:lvlJc w:val="right"/>
+      <w:pPr>
+        <w:ind w:left="6480" w:hanging="180"/>
+      </w:pPr>
+    </w:lvl>
+  </w:abstractNum>
+  <w:abstractNum w:abstractNumId="2" w15:restartNumberingAfterBreak="0">
+    <w:nsid w:val="37DD5D3F"/>
+    <w:multiLevelType w:val="multilevel"/>
+    <w:tmpl w:val="1CE865F6"/>
+    <w:lvl w:ilvl="0">
+      <w:start w:val="1"/>
+      <w:numFmt w:val="bullet"/>
+      <w:lvlText w:val=""/>
+      <w:lvlJc w:val="left"/>
+      <w:pPr>
+        <w:tabs>
+          <w:tab w:val="num" w:pos="720"/>
+        </w:tabs>
+        <w:ind w:left="720" w:hanging="360"/>
+      </w:pPr>
+      <w:rPr>
+        <w:rFonts w:ascii="Symbol" w:hAnsi="Symbol" w:hint="default"/>
+        <w:sz w:val="20"/>
+      </w:rPr>
+    </w:lvl>
+    <w:lvl w:ilvl="1">
+      <w:start w:val="1"/>
+      <w:numFmt w:val="decimal"/>
+      <w:lvlText w:val="%2."/>
+      <w:lvlJc w:val="left"/>
+      <w:pPr>
+        <w:tabs>
+          <w:tab w:val="num" w:pos="1440"/>
+        </w:tabs>
+        <w:ind w:left="1440" w:hanging="360"/>
+      </w:pPr>
+      <w:rPr>
+        <w:rFonts w:asciiTheme="minorHAnsi" w:eastAsiaTheme="minorHAnsi" w:hAnsiTheme="minorHAnsi" w:cstheme="minorBidi"/>
+      </w:rPr>
+    </w:lvl>
+    <w:lvl w:ilvl="2" w:tentative="1">
+      <w:start w:val="1"/>
+      <w:numFmt w:val="bullet"/>
+      <w:lvlText w:val=""/>
+      <w:lvlJc w:val="left"/>
+      <w:pPr>
+        <w:tabs>
+          <w:tab w:val="num" w:pos="2160"/>
+        </w:tabs>
+        <w:ind w:left="2160" w:hanging="360"/>
+      </w:pPr>
+      <w:rPr>
+        <w:rFonts w:ascii="Wingdings" w:hAnsi="Wingdings" w:hint="default"/>
+        <w:sz w:val="20"/>
+      </w:rPr>
+    </w:lvl>
+    <w:lvl w:ilvl="3" w:tentative="1">
+      <w:start w:val="1"/>
+      <w:numFmt w:val="bullet"/>
+      <w:lvlText w:val=""/>
+      <w:lvlJc w:val="left"/>
+      <w:pPr>
+        <w:tabs>
+          <w:tab w:val="num" w:pos="2880"/>
+        </w:tabs>
+        <w:ind w:left="2880" w:hanging="360"/>
+      </w:pPr>
+      <w:rPr>
+        <w:rFonts w:ascii="Wingdings" w:hAnsi="Wingdings" w:hint="default"/>
+        <w:sz w:val="20"/>
+      </w:rPr>
+    </w:lvl>
+    <w:lvl w:ilvl="4" w:tentative="1">
+      <w:start w:val="1"/>
+      <w:numFmt w:val="bullet"/>
+      <w:lvlText w:val=""/>
+      <w:lvlJc w:val="left"/>
+      <w:pPr>
+        <w:tabs>
+          <w:tab w:val="num" w:pos="3600"/>
+        </w:tabs>
+        <w:ind w:left="3600" w:hanging="360"/>
+      </w:pPr>
+      <w:rPr>
+        <w:rFonts w:ascii="Wingdings" w:hAnsi="Wingdings" w:hint="default"/>
+        <w:sz w:val="20"/>
+      </w:rPr>
+    </w:lvl>
+    <w:lvl w:ilvl="5" w:tentative="1">
+      <w:start w:val="1"/>
+      <w:numFmt w:val="bullet"/>
+      <w:lvlText w:val=""/>
+      <w:lvlJc w:val="left"/>
+      <w:pPr>
+        <w:tabs>
+          <w:tab w:val="num" w:pos="4320"/>
+        </w:tabs>
+        <w:ind w:left="4320" w:hanging="360"/>
+      </w:pPr>
+      <w:rPr>
+        <w:rFonts w:ascii="Wingdings" w:hAnsi="Wingdings" w:hint="default"/>
+        <w:sz w:val="20"/>
+      </w:rPr>
+    </w:lvl>
+    <w:lvl w:ilvl="6" w:tentative="1">
+      <w:start w:val="1"/>
+      <w:numFmt w:val="bullet"/>
+      <w:lvlText w:val=""/>
+      <w:lvlJc w:val="left"/>
+      <w:pPr>
+        <w:tabs>
+          <w:tab w:val="num" w:pos="5040"/>
+        </w:tabs>
+        <w:ind w:left="5040" w:hanging="360"/>
+      </w:pPr>
+      <w:rPr>
+        <w:rFonts w:ascii="Wingdings" w:hAnsi="Wingdings" w:hint="default"/>
+        <w:sz w:val="20"/>
+      </w:rPr>
+    </w:lvl>
+    <w:lvl w:ilvl="7" w:tentative="1">
+      <w:start w:val="1"/>
+      <w:numFmt w:val="bullet"/>
+      <w:lvlText w:val=""/>
+      <w:lvlJc w:val="left"/>
+      <w:pPr>
+        <w:tabs>
+          <w:tab w:val="num" w:pos="5760"/>
+        </w:tabs>
+        <w:ind w:left="5760" w:hanging="360"/>
+      </w:pPr>
+      <w:rPr>
+        <w:rFonts w:ascii="Wingdings" w:hAnsi="Wingdings" w:hint="default"/>
+        <w:sz w:val="20"/>
+      </w:rPr>
+    </w:lvl>
+    <w:lvl w:ilvl="8" w:tentative="1">
+      <w:start w:val="1"/>
+      <w:numFmt w:val="bullet"/>
+      <w:lvlText w:val=""/>
+      <w:lvlJc w:val="left"/>
+      <w:pPr>
+        <w:tabs>
+          <w:tab w:val="num" w:pos="6480"/>
+        </w:tabs>
+        <w:ind w:left="6480" w:hanging="360"/>
+      </w:pPr>
+      <w:rPr>
+        <w:rFonts w:ascii="Wingdings" w:hAnsi="Wingdings" w:hint="default"/>
+        <w:sz w:val="20"/>
+      </w:rPr>
+    </w:lvl>
+  </w:abstractNum>
+  <w:abstractNum w:abstractNumId="3" w15:restartNumberingAfterBreak="0">
+    <w:nsid w:val="3BDF20E6"/>
+    <w:multiLevelType w:val="hybridMultilevel"/>
+    <w:tmpl w:val="59F478D4"/>
+    <w:lvl w:ilvl="0" w:tplc="A7D8BE34">
+      <w:start w:val="1"/>
+      <w:numFmt w:val="decimal"/>
+      <w:lvlText w:val="%1."/>
+      <w:lvlJc w:val="left"/>
+      <w:pPr>
+        <w:ind w:left="1080" w:hanging="360"/>
+      </w:pPr>
+      <w:rPr>
+        <w:rFonts w:hint="default"/>
+      </w:rPr>
+    </w:lvl>
+    <w:lvl w:ilvl="1" w:tplc="04090019" w:tentative="1">
+      <w:start w:val="1"/>
+      <w:numFmt w:val="lowerLetter"/>
+      <w:lvlText w:val="%2."/>
+      <w:lvlJc w:val="left"/>
+      <w:pPr>
+        <w:ind w:left="1800" w:hanging="360"/>
+      </w:pPr>
+    </w:lvl>
+    <w:lvl w:ilvl="2" w:tplc="0409001B" w:tentative="1">
+      <w:start w:val="1"/>
+      <w:numFmt w:val="lowerRoman"/>
+      <w:lvlText w:val="%3."/>
+      <w:lvlJc w:val="right"/>
+      <w:pPr>
+        <w:ind w:left="2520" w:hanging="180"/>
+      </w:pPr>
+    </w:lvl>
+    <w:lvl w:ilvl="3" w:tplc="0409000F" w:tentative="1">
+      <w:start w:val="1"/>
+      <w:numFmt w:val="decimal"/>
+      <w:lvlText w:val="%4."/>
+      <w:lvlJc w:val="left"/>
+      <w:pPr>
+        <w:ind w:left="3240" w:hanging="360"/>
+      </w:pPr>
+    </w:lvl>
+    <w:lvl w:ilvl="4" w:tplc="04090019" w:tentative="1">
+      <w:start w:val="1"/>
+      <w:numFmt w:val="lowerLetter"/>
+      <w:lvlText w:val="%5."/>
+      <w:lvlJc w:val="left"/>
+      <w:pPr>
+        <w:ind w:left="3960" w:hanging="360"/>
+      </w:pPr>
+    </w:lvl>
+    <w:lvl w:ilvl="5" w:tplc="0409001B" w:tentative="1">
+      <w:start w:val="1"/>
+      <w:numFmt w:val="lowerRoman"/>
+      <w:lvlText w:val="%6."/>
+      <w:lvlJc w:val="right"/>
+      <w:pPr>
+        <w:ind w:left="4680" w:hanging="180"/>
+      </w:pPr>
+    </w:lvl>
+    <w:lvl w:ilvl="6" w:tplc="0409000F" w:tentative="1">
+      <w:start w:val="1"/>
+      <w:numFmt w:val="decimal"/>
+      <w:lvlText w:val="%7."/>
+      <w:lvlJc w:val="left"/>
+      <w:pPr>
+        <w:ind w:left="5400" w:hanging="360"/>
+      </w:pPr>
+    </w:lvl>
+    <w:lvl w:ilvl="7" w:tplc="04090019" w:tentative="1">
+      <w:start w:val="1"/>
+      <w:numFmt w:val="lowerLetter"/>
+      <w:lvlText w:val="%8."/>
+      <w:lvlJc w:val="left"/>
+      <w:pPr>
+        <w:ind w:left="6120" w:hanging="360"/>
+      </w:pPr>
+    </w:lvl>
+    <w:lvl w:ilvl="8" w:tplc="0409001B" w:tentative="1">
+      <w:start w:val="1"/>
+      <w:numFmt w:val="lowerRoman"/>
+      <w:lvlText w:val="%9."/>
+      <w:lvlJc w:val="right"/>
+      <w:pPr>
+        <w:ind w:left="6840" w:hanging="180"/>
+      </w:pPr>
+    </w:lvl>
+  </w:abstractNum>
+  <w:abstractNum w:abstractNumId="4" w15:restartNumberingAfterBreak="0">
+    <w:nsid w:val="3EE34B64"/>
+    <w:multiLevelType w:val="multilevel"/>
+    <w:tmpl w:val="229AF8EC"/>
+    <w:lvl w:ilvl="0">
+      <w:start w:val="1"/>
+      <w:numFmt w:val="bullet"/>
+      <w:lvlText w:val=""/>
+      <w:lvlJc w:val="left"/>
+      <w:pPr>
+        <w:tabs>
+          <w:tab w:val="num" w:pos="720"/>
+        </w:tabs>
+        <w:ind w:left="720" w:hanging="360"/>
+      </w:pPr>
+      <w:rPr>
+        <w:rFonts w:ascii="Symbol" w:hAnsi="Symbol" w:hint="default"/>
+        <w:sz w:val="20"/>
+      </w:rPr>
+    </w:lvl>
+    <w:lvl w:ilvl="1">
+      <w:start w:val="1"/>
+      <w:numFmt w:val="decimal"/>
+      <w:lvlText w:val="%2."/>
+      <w:lvlJc w:val="left"/>
+      <w:pPr>
+        <w:tabs>
+          <w:tab w:val="num" w:pos="1440"/>
+        </w:tabs>
+        <w:ind w:left="1440" w:hanging="360"/>
+      </w:pPr>
+      <w:rPr>
+        <w:rFonts w:asciiTheme="minorHAnsi" w:eastAsiaTheme="minorHAnsi" w:hAnsiTheme="minorHAnsi" w:cstheme="minorBidi"/>
+      </w:rPr>
+    </w:lvl>
+    <w:lvl w:ilvl="2" w:tentative="1">
+      <w:start w:val="1"/>
+      <w:numFmt w:val="bullet"/>
+      <w:lvlText w:val=""/>
+      <w:lvlJc w:val="left"/>
+      <w:pPr>
+        <w:tabs>
+          <w:tab w:val="num" w:pos="2160"/>
+        </w:tabs>
+        <w:ind w:left="2160" w:hanging="360"/>
+      </w:pPr>
+      <w:rPr>
+        <w:rFonts w:ascii="Wingdings" w:hAnsi="Wingdings" w:hint="default"/>
+        <w:sz w:val="20"/>
+      </w:rPr>
+    </w:lvl>
+    <w:lvl w:ilvl="3" w:tentative="1">
+      <w:start w:val="1"/>
+      <w:numFmt w:val="bullet"/>
+      <w:lvlText w:val=""/>
+      <w:lvlJc w:val="left"/>
+      <w:pPr>
+        <w:tabs>
+          <w:tab w:val="num" w:pos="2880"/>
+        </w:tabs>
+        <w:ind w:left="2880" w:hanging="360"/>
+      </w:pPr>
+      <w:rPr>
+        <w:rFonts w:ascii="Wingdings" w:hAnsi="Wingdings" w:hint="default"/>
+        <w:sz w:val="20"/>
+      </w:rPr>
+    </w:lvl>
+    <w:lvl w:ilvl="4" w:tentative="1">
+      <w:start w:val="1"/>
+      <w:numFmt w:val="bullet"/>
+      <w:lvlText w:val=""/>
+      <w:lvlJc w:val="left"/>
+      <w:pPr>
+        <w:tabs>
+          <w:tab w:val="num" w:pos="3600"/>
+        </w:tabs>
+        <w:ind w:left="3600" w:hanging="360"/>
+      </w:pPr>
+      <w:rPr>
+        <w:rFonts w:ascii="Wingdings" w:hAnsi="Wingdings" w:hint="default"/>
+        <w:sz w:val="20"/>
+      </w:rPr>
+    </w:lvl>
+    <w:lvl w:ilvl="5" w:tentative="1">
+      <w:start w:val="1"/>
+      <w:numFmt w:val="bullet"/>
+      <w:lvlText w:val=""/>
+      <w:lvlJc w:val="left"/>
+      <w:pPr>
+        <w:tabs>
+          <w:tab w:val="num" w:pos="4320"/>
+        </w:tabs>
+        <w:ind w:left="4320" w:hanging="360"/>
+      </w:pPr>
+      <w:rPr>
+        <w:rFonts w:ascii="Wingdings" w:hAnsi="Wingdings" w:hint="default"/>
+        <w:sz w:val="20"/>
+      </w:rPr>
+    </w:lvl>
+    <w:lvl w:ilvl="6" w:tentative="1">
+      <w:start w:val="1"/>
+      <w:numFmt w:val="bullet"/>
+      <w:lvlText w:val=""/>
+      <w:lvlJc w:val="left"/>
+      <w:pPr>
+        <w:tabs>
+          <w:tab w:val="num" w:pos="5040"/>
+        </w:tabs>
+        <w:ind w:left="5040" w:hanging="360"/>
+      </w:pPr>
+      <w:rPr>
+        <w:rFonts w:ascii="Wingdings" w:hAnsi="Wingdings" w:hint="default"/>
+        <w:sz w:val="20"/>
+      </w:rPr>
+    </w:lvl>
+    <w:lvl w:ilvl="7" w:tentative="1">
+      <w:start w:val="1"/>
+      <w:numFmt w:val="bullet"/>
+      <w:lvlText w:val=""/>
+      <w:lvlJc w:val="left"/>
+      <w:pPr>
+        <w:tabs>
+          <w:tab w:val="num" w:pos="5760"/>
+        </w:tabs>
+        <w:ind w:left="5760" w:hanging="360"/>
+      </w:pPr>
+      <w:rPr>
+        <w:rFonts w:ascii="Wingdings" w:hAnsi="Wingdings" w:hint="default"/>
+        <w:sz w:val="20"/>
+      </w:rPr>
+    </w:lvl>
+    <w:lvl w:ilvl="8" w:tentative="1">
+      <w:start w:val="1"/>
+      <w:numFmt w:val="bullet"/>
+      <w:lvlText w:val=""/>
+      <w:lvlJc w:val="left"/>
+      <w:pPr>
+        <w:tabs>
+          <w:tab w:val="num" w:pos="6480"/>
+        </w:tabs>
+        <w:ind w:left="6480" w:hanging="360"/>
+      </w:pPr>
+      <w:rPr>
+        <w:rFonts w:ascii="Wingdings" w:hAnsi="Wingdings" w:hint="default"/>
+        <w:sz w:val="20"/>
+      </w:rPr>
+    </w:lvl>
+  </w:abstractNum>
+  <w:abstractNum w:abstractNumId="5" w15:restartNumberingAfterBreak="0">
+    <w:nsid w:val="45BF73DB"/>
+    <w:multiLevelType w:val="multilevel"/>
+    <w:tmpl w:val="C8A03238"/>
+    <w:lvl w:ilvl="0">
+      <w:start w:val="1"/>
+      <w:numFmt w:val="bullet"/>
+      <w:lvlText w:val=""/>
+      <w:lvlJc w:val="left"/>
+      <w:pPr>
+        <w:tabs>
+          <w:tab w:val="num" w:pos="720"/>
+        </w:tabs>
+        <w:ind w:left="720" w:hanging="360"/>
+      </w:pPr>
+      <w:rPr>
+        <w:rFonts w:ascii="Symbol" w:hAnsi="Symbol" w:hint="default"/>
+        <w:sz w:val="20"/>
+      </w:rPr>
+    </w:lvl>
+    <w:lvl w:ilvl="1">
+      <w:start w:val="1"/>
+      <w:numFmt w:val="decimal"/>
+      <w:lvlText w:val="%2."/>
+      <w:lvlJc w:val="left"/>
+      <w:pPr>
+        <w:tabs>
+          <w:tab w:val="num" w:pos="1440"/>
+        </w:tabs>
+        <w:ind w:left="1440" w:hanging="360"/>
+      </w:pPr>
+    </w:lvl>
+    <w:lvl w:ilvl="2" w:tentative="1">
+      <w:start w:val="1"/>
+      <w:numFmt w:val="bullet"/>
+      <w:lvlText w:val=""/>
+      <w:lvlJc w:val="left"/>
+      <w:pPr>
+        <w:tabs>
+          <w:tab w:val="num" w:pos="2160"/>
+        </w:tabs>
+        <w:ind w:left="2160" w:hanging="360"/>
+      </w:pPr>
+      <w:rPr>
+        <w:rFonts w:ascii="Wingdings" w:hAnsi="Wingdings" w:hint="default"/>
+        <w:sz w:val="20"/>
+      </w:rPr>
+    </w:lvl>
+    <w:lvl w:ilvl="3" w:tentative="1">
+      <w:start w:val="1"/>
+      <w:numFmt w:val="bullet"/>
+      <w:lvlText w:val=""/>
+      <w:lvlJc w:val="left"/>
+      <w:pPr>
+        <w:tabs>
+          <w:tab w:val="num" w:pos="2880"/>
+        </w:tabs>
+        <w:ind w:left="2880" w:hanging="360"/>
+      </w:pPr>
+      <w:rPr>
+        <w:rFonts w:ascii="Wingdings" w:hAnsi="Wingdings" w:hint="default"/>
+        <w:sz w:val="20"/>
+      </w:rPr>
+    </w:lvl>
+    <w:lvl w:ilvl="4" w:tentative="1">
+      <w:start w:val="1"/>
+      <w:numFmt w:val="bullet"/>
+      <w:lvlText w:val=""/>
+      <w:lvlJc w:val="left"/>
+      <w:pPr>
+        <w:tabs>
+          <w:tab w:val="num" w:pos="3600"/>
+        </w:tabs>
+        <w:ind w:left="3600" w:hanging="360"/>
+      </w:pPr>
+      <w:rPr>
+        <w:rFonts w:ascii="Wingdings" w:hAnsi="Wingdings" w:hint="default"/>
+        <w:sz w:val="20"/>
+      </w:rPr>
+    </w:lvl>
+    <w:lvl w:ilvl="5" w:tentative="1">
+      <w:start w:val="1"/>
+      <w:numFmt w:val="bullet"/>
+      <w:lvlText w:val=""/>
+      <w:lvlJc w:val="left"/>
+      <w:pPr>
+        <w:tabs>
+          <w:tab w:val="num" w:pos="4320"/>
+        </w:tabs>
+        <w:ind w:left="4320" w:hanging="360"/>
+      </w:pPr>
+      <w:rPr>
+        <w:rFonts w:ascii="Wingdings" w:hAnsi="Wingdings" w:hint="default"/>
+        <w:sz w:val="20"/>
+      </w:rPr>
+    </w:lvl>
+    <w:lvl w:ilvl="6" w:tentative="1">
+      <w:start w:val="1"/>
+      <w:numFmt w:val="bullet"/>
+      <w:lvlText w:val=""/>
+      <w:lvlJc w:val="left"/>
+      <w:pPr>
+        <w:tabs>
+          <w:tab w:val="num" w:pos="5040"/>
+        </w:tabs>
+        <w:ind w:left="5040" w:hanging="360"/>
+      </w:pPr>
+      <w:rPr>
+        <w:rFonts w:ascii="Wingdings" w:hAnsi="Wingdings" w:hint="default"/>
+        <w:sz w:val="20"/>
+      </w:rPr>
+    </w:lvl>
+    <w:lvl w:ilvl="7" w:tentative="1">
+      <w:start w:val="1"/>
+      <w:numFmt w:val="bullet"/>
+      <w:lvlText w:val=""/>
+      <w:lvlJc w:val="left"/>
+      <w:pPr>
+        <w:tabs>
+          <w:tab w:val="num" w:pos="5760"/>
+        </w:tabs>
+        <w:ind w:left="5760" w:hanging="360"/>
+      </w:pPr>
+      <w:rPr>
+        <w:rFonts w:ascii="Wingdings" w:hAnsi="Wingdings" w:hint="default"/>
+        <w:sz w:val="20"/>
+      </w:rPr>
+    </w:lvl>
+    <w:lvl w:ilvl="8" w:tentative="1">
+      <w:start w:val="1"/>
+      <w:numFmt w:val="bullet"/>
+      <w:lvlText w:val=""/>
+      <w:lvlJc w:val="left"/>
+      <w:pPr>
+        <w:tabs>
+          <w:tab w:val="num" w:pos="6480"/>
+        </w:tabs>
+        <w:ind w:left="6480" w:hanging="360"/>
+      </w:pPr>
+      <w:rPr>
+        <w:rFonts w:ascii="Wingdings" w:hAnsi="Wingdings" w:hint="default"/>
+        <w:sz w:val="20"/>
+      </w:rPr>
+    </w:lvl>
+  </w:abstractNum>
+  <w:abstractNum w:abstractNumId="6" w15:restartNumberingAfterBreak="0">
+    <w:nsid w:val="79FD37C4"/>
+    <w:multiLevelType w:val="multilevel"/>
+    <w:tmpl w:val="1EACFEBE"/>
+    <w:lvl w:ilvl="0">
+      <w:start w:val="1"/>
+      <w:numFmt w:val="bullet"/>
+      <w:lvlText w:val=""/>
+      <w:lvlJc w:val="left"/>
+      <w:pPr>
+        <w:tabs>
+          <w:tab w:val="num" w:pos="720"/>
+        </w:tabs>
+        <w:ind w:left="720" w:hanging="360"/>
+      </w:pPr>
+      <w:rPr>
+        <w:rFonts w:ascii="Symbol" w:hAnsi="Symbol" w:hint="default"/>
+        <w:sz w:val="20"/>
+      </w:rPr>
+    </w:lvl>
+    <w:lvl w:ilvl="1">
+      <w:start w:val="1"/>
+      <w:numFmt w:val="decimal"/>
+      <w:lvlText w:val="%2."/>
+      <w:lvlJc w:val="left"/>
+      <w:pPr>
+        <w:tabs>
+          <w:tab w:val="num" w:pos="1440"/>
+        </w:tabs>
+        <w:ind w:left="1440" w:hanging="360"/>
+      </w:pPr>
+    </w:lvl>
+    <w:lvl w:ilvl="2" w:tentative="1">
+      <w:start w:val="1"/>
+      <w:numFmt w:val="bullet"/>
+      <w:lvlText w:val=""/>
+      <w:lvlJc w:val="left"/>
+      <w:pPr>
+        <w:tabs>
+          <w:tab w:val="num" w:pos="2160"/>
+        </w:tabs>
+        <w:ind w:left="2160" w:hanging="360"/>
+      </w:pPr>
+      <w:rPr>
+        <w:rFonts w:ascii="Wingdings" w:hAnsi="Wingdings" w:hint="default"/>
+        <w:sz w:val="20"/>
+      </w:rPr>
+    </w:lvl>
+    <w:lvl w:ilvl="3" w:tentative="1">
+      <w:start w:val="1"/>
+      <w:numFmt w:val="bullet"/>
+      <w:lvlText w:val=""/>
+      <w:lvlJc w:val="left"/>
+      <w:pPr>
+        <w:tabs>
+          <w:tab w:val="num" w:pos="2880"/>
+        </w:tabs>
+        <w:ind w:left="2880" w:hanging="360"/>
+      </w:pPr>
+      <w:rPr>
+        <w:rFonts w:ascii="Wingdings" w:hAnsi="Wingdings" w:hint="default"/>
+        <w:sz w:val="20"/>
+      </w:rPr>
+    </w:lvl>
+    <w:lvl w:ilvl="4" w:tentative="1">
+      <w:start w:val="1"/>
+      <w:numFmt w:val="bullet"/>
+      <w:lvlText w:val=""/>
+      <w:lvlJc w:val="left"/>
+      <w:pPr>
+        <w:tabs>
+          <w:tab w:val="num" w:pos="3600"/>
+        </w:tabs>
+        <w:ind w:left="3600" w:hanging="360"/>
+      </w:pPr>
+      <w:rPr>
+        <w:rFonts w:ascii="Wingdings" w:hAnsi="Wingdings" w:hint="default"/>
+        <w:sz w:val="20"/>
+      </w:rPr>
+    </w:lvl>
+    <w:lvl w:ilvl="5" w:tentative="1">
+      <w:start w:val="1"/>
+      <w:numFmt w:val="bullet"/>
+      <w:lvlText w:val=""/>
+      <w:lvlJc w:val="left"/>
+      <w:pPr>
+        <w:tabs>
+          <w:tab w:val="num" w:pos="4320"/>
+        </w:tabs>
+        <w:ind w:left="4320" w:hanging="360"/>
+      </w:pPr>
+      <w:rPr>
+        <w:rFonts w:ascii="Wingdings" w:hAnsi="Wingdings" w:hint="default"/>
+        <w:sz w:val="20"/>
+      </w:rPr>
+    </w:lvl>
+    <w:lvl w:ilvl="6" w:tentative="1">
+      <w:start w:val="1"/>
+      <w:numFmt w:val="bullet"/>
+      <w:lvlText w:val=""/>
+      <w:lvlJc w:val="left"/>
+      <w:pPr>
+        <w:tabs>
+          <w:tab w:val="num" w:pos="5040"/>
+        </w:tabs>
+        <w:ind w:left="5040" w:hanging="360"/>
+      </w:pPr>
+      <w:rPr>
+        <w:rFonts w:ascii="Wingdings" w:hAnsi="Wingdings" w:hint="default"/>
+        <w:sz w:val="20"/>
+      </w:rPr>
+    </w:lvl>
+    <w:lvl w:ilvl="7" w:tentative="1">
+      <w:start w:val="1"/>
+      <w:numFmt w:val="bullet"/>
+      <w:lvlText w:val=""/>
+      <w:lvlJc w:val="left"/>
+      <w:pPr>
+        <w:tabs>
+          <w:tab w:val="num" w:pos="5760"/>
+        </w:tabs>
+        <w:ind w:left="5760" w:hanging="360"/>
+      </w:pPr>
+      <w:rPr>
+        <w:rFonts w:ascii="Wingdings" w:hAnsi="Wingdings" w:hint="default"/>
+        <w:sz w:val="20"/>
+      </w:rPr>
+    </w:lvl>
+    <w:lvl w:ilvl="8" w:tentative="1">
+      <w:start w:val="1"/>
+      <w:numFmt w:val="bullet"/>
+      <w:lvlText w:val=""/>
+      <w:lvlJc w:val="left"/>
+      <w:pPr>
+        <w:tabs>
+          <w:tab w:val="num" w:pos="6480"/>
+        </w:tabs>
+        <w:ind w:left="6480" w:hanging="360"/>
+      </w:pPr>
+      <w:rPr>
+        <w:rFonts w:ascii="Wingdings" w:hAnsi="Wingdings" w:hint="default"/>
+        <w:sz w:val="20"/>
+      </w:rPr>
+    </w:lvl>
+  </w:abstractNum>
+  <w:num w:numId="1" w16cid:durableId="2052723080">
+    <w:abstractNumId w:val="5"/>
+  </w:num>
+  <w:num w:numId="2" w16cid:durableId="1077821294">
+    <w:abstractNumId w:val="2"/>
+  </w:num>
+  <w:num w:numId="3" w16cid:durableId="1338195032">
+    <w:abstractNumId w:val="0"/>
+  </w:num>
+  <w:num w:numId="4" w16cid:durableId="557934905">
+    <w:abstractNumId w:val="6"/>
+  </w:num>
+  <w:num w:numId="5" w16cid:durableId="827599229">
+    <w:abstractNumId w:val="3"/>
+  </w:num>
+  <w:num w:numId="6" w16cid:durableId="1590312128">
+    <w:abstractNumId w:val="1"/>
+  </w:num>
+  <w:num w:numId="7" w16cid:durableId="1227104449">
+    <w:abstractNumId w:val="4"/>
+  </w:num>
+</w:numbering>
 </file>
 
 <file path=word/styles.xml><?xml version="1.0" encoding="utf-8"?>
@@ -1069,7 +2179,7 @@
     <w:link w:val="Heading1Char"/>
     <w:uiPriority w:val="9"/>
     <w:qFormat/>
-    <w:rsid w:val="00B215F9"/>
+    <w:rsid w:val="002007B0"/>
     <w:pPr>
       <w:keepNext/>
       <w:keepLines/>
@@ -1092,7 +2202,7 @@
     <w:semiHidden/>
     <w:unhideWhenUsed/>
     <w:qFormat/>
-    <w:rsid w:val="00B215F9"/>
+    <w:rsid w:val="002007B0"/>
     <w:pPr>
       <w:keepNext/>
       <w:keepLines/>
@@ -1115,7 +2225,7 @@
     <w:semiHidden/>
     <w:unhideWhenUsed/>
     <w:qFormat/>
-    <w:rsid w:val="00B215F9"/>
+    <w:rsid w:val="002007B0"/>
     <w:pPr>
       <w:keepNext/>
       <w:keepLines/>
@@ -1138,7 +2248,7 @@
     <w:semiHidden/>
     <w:unhideWhenUsed/>
     <w:qFormat/>
-    <w:rsid w:val="00B215F9"/>
+    <w:rsid w:val="002007B0"/>
     <w:pPr>
       <w:keepNext/>
       <w:keepLines/>
@@ -1161,7 +2271,7 @@
     <w:semiHidden/>
     <w:unhideWhenUsed/>
     <w:qFormat/>
-    <w:rsid w:val="00B215F9"/>
+    <w:rsid w:val="002007B0"/>
     <w:pPr>
       <w:keepNext/>
       <w:keepLines/>
@@ -1182,7 +2292,7 @@
     <w:semiHidden/>
     <w:unhideWhenUsed/>
     <w:qFormat/>
-    <w:rsid w:val="00B215F9"/>
+    <w:rsid w:val="002007B0"/>
     <w:pPr>
       <w:keepNext/>
       <w:keepLines/>
@@ -1205,7 +2315,7 @@
     <w:semiHidden/>
     <w:unhideWhenUsed/>
     <w:qFormat/>
-    <w:rsid w:val="00B215F9"/>
+    <w:rsid w:val="002007B0"/>
     <w:pPr>
       <w:keepNext/>
       <w:keepLines/>
@@ -1226,7 +2336,7 @@
     <w:semiHidden/>
     <w:unhideWhenUsed/>
     <w:qFormat/>
-    <w:rsid w:val="00B215F9"/>
+    <w:rsid w:val="002007B0"/>
     <w:pPr>
       <w:keepNext/>
       <w:keepLines/>
@@ -1249,7 +2359,7 @@
     <w:semiHidden/>
     <w:unhideWhenUsed/>
     <w:qFormat/>
-    <w:rsid w:val="00B215F9"/>
+    <w:rsid w:val="002007B0"/>
     <w:pPr>
       <w:keepNext/>
       <w:keepLines/>
@@ -1292,7 +2402,7 @@
     <w:basedOn w:val="DefaultParagraphFont"/>
     <w:link w:val="Heading1"/>
     <w:uiPriority w:val="9"/>
-    <w:rsid w:val="00B215F9"/>
+    <w:rsid w:val="002007B0"/>
     <w:rPr>
       <w:rFonts w:asciiTheme="majorHAnsi" w:eastAsiaTheme="majorEastAsia" w:hAnsiTheme="majorHAnsi" w:cstheme="majorBidi"/>
       <w:color w:val="2F5496" w:themeColor="accent1" w:themeShade="BF"/>
@@ -1306,7 +2416,7 @@
     <w:link w:val="Heading2"/>
     <w:uiPriority w:val="9"/>
     <w:semiHidden/>
-    <w:rsid w:val="00B215F9"/>
+    <w:rsid w:val="002007B0"/>
     <w:rPr>
       <w:rFonts w:asciiTheme="majorHAnsi" w:eastAsiaTheme="majorEastAsia" w:hAnsiTheme="majorHAnsi" w:cstheme="majorBidi"/>
       <w:color w:val="2F5496" w:themeColor="accent1" w:themeShade="BF"/>
@@ -1320,7 +2430,7 @@
     <w:link w:val="Heading3"/>
     <w:uiPriority w:val="9"/>
     <w:semiHidden/>
-    <w:rsid w:val="00B215F9"/>
+    <w:rsid w:val="002007B0"/>
     <w:rPr>
       <w:rFonts w:eastAsiaTheme="majorEastAsia" w:cstheme="majorBidi"/>
       <w:color w:val="2F5496" w:themeColor="accent1" w:themeShade="BF"/>
@@ -1334,7 +2444,7 @@
     <w:link w:val="Heading4"/>
     <w:uiPriority w:val="9"/>
     <w:semiHidden/>
-    <w:rsid w:val="00B215F9"/>
+    <w:rsid w:val="002007B0"/>
     <w:rPr>
       <w:rFonts w:eastAsiaTheme="majorEastAsia" w:cstheme="majorBidi"/>
       <w:i/>
@@ -1348,7 +2458,7 @@
     <w:link w:val="Heading5"/>
     <w:uiPriority w:val="9"/>
     <w:semiHidden/>
-    <w:rsid w:val="00B215F9"/>
+    <w:rsid w:val="002007B0"/>
     <w:rPr>
       <w:rFonts w:eastAsiaTheme="majorEastAsia" w:cstheme="majorBidi"/>
       <w:color w:val="2F5496" w:themeColor="accent1" w:themeShade="BF"/>
@@ -1360,7 +2470,7 @@
     <w:link w:val="Heading6"/>
     <w:uiPriority w:val="9"/>
     <w:semiHidden/>
-    <w:rsid w:val="00B215F9"/>
+    <w:rsid w:val="002007B0"/>
     <w:rPr>
       <w:rFonts w:eastAsiaTheme="majorEastAsia" w:cstheme="majorBidi"/>
       <w:i/>
@@ -1374,7 +2484,7 @@
     <w:link w:val="Heading7"/>
     <w:uiPriority w:val="9"/>
     <w:semiHidden/>
-    <w:rsid w:val="00B215F9"/>
+    <w:rsid w:val="002007B0"/>
     <w:rPr>
       <w:rFonts w:eastAsiaTheme="majorEastAsia" w:cstheme="majorBidi"/>
       <w:color w:val="595959" w:themeColor="text1" w:themeTint="A6"/>
@@ -1386,7 +2496,7 @@
     <w:link w:val="Heading8"/>
     <w:uiPriority w:val="9"/>
     <w:semiHidden/>
-    <w:rsid w:val="00B215F9"/>
+    <w:rsid w:val="002007B0"/>
     <w:rPr>
       <w:rFonts w:eastAsiaTheme="majorEastAsia" w:cstheme="majorBidi"/>
       <w:i/>
@@ -1400,7 +2510,7 @@
     <w:link w:val="Heading9"/>
     <w:uiPriority w:val="9"/>
     <w:semiHidden/>
-    <w:rsid w:val="00B215F9"/>
+    <w:rsid w:val="002007B0"/>
     <w:rPr>
       <w:rFonts w:eastAsiaTheme="majorEastAsia" w:cstheme="majorBidi"/>
       <w:color w:val="272727" w:themeColor="text1" w:themeTint="D8"/>
@@ -1413,7 +2523,7 @@
     <w:link w:val="TitleChar"/>
     <w:uiPriority w:val="10"/>
     <w:qFormat/>
-    <w:rsid w:val="00B215F9"/>
+    <w:rsid w:val="002007B0"/>
     <w:pPr>
       <w:spacing w:after="80" w:line="240" w:lineRule="auto"/>
       <w:contextualSpacing/>
@@ -1431,7 +2541,7 @@
     <w:basedOn w:val="DefaultParagraphFont"/>
     <w:link w:val="Title"/>
     <w:uiPriority w:val="10"/>
-    <w:rsid w:val="00B215F9"/>
+    <w:rsid w:val="002007B0"/>
     <w:rPr>
       <w:rFonts w:asciiTheme="majorHAnsi" w:eastAsiaTheme="majorEastAsia" w:hAnsiTheme="majorHAnsi" w:cstheme="majorBidi"/>
       <w:spacing w:val="-10"/>
@@ -1447,7 +2557,7 @@
     <w:link w:val="SubtitleChar"/>
     <w:uiPriority w:val="11"/>
     <w:qFormat/>
-    <w:rsid w:val="00B215F9"/>
+    <w:rsid w:val="002007B0"/>
     <w:pPr>
       <w:numPr>
         <w:ilvl w:val="1"/>
@@ -1466,7 +2576,7 @@
     <w:basedOn w:val="DefaultParagraphFont"/>
     <w:link w:val="Subtitle"/>
     <w:uiPriority w:val="11"/>
-    <w:rsid w:val="00B215F9"/>
+    <w:rsid w:val="002007B0"/>
     <w:rPr>
       <w:rFonts w:eastAsiaTheme="majorEastAsia" w:cstheme="majorBidi"/>
       <w:color w:val="595959" w:themeColor="text1" w:themeTint="A6"/>
@@ -1482,7 +2592,7 @@
     <w:link w:val="QuoteChar"/>
     <w:uiPriority w:val="29"/>
     <w:qFormat/>
-    <w:rsid w:val="00B215F9"/>
+    <w:rsid w:val="002007B0"/>
     <w:pPr>
       <w:spacing w:before="160"/>
       <w:jc w:val="center"/>
@@ -1498,7 +2608,7 @@
     <w:basedOn w:val="DefaultParagraphFont"/>
     <w:link w:val="Quote"/>
     <w:uiPriority w:val="29"/>
-    <w:rsid w:val="00B215F9"/>
+    <w:rsid w:val="002007B0"/>
     <w:rPr>
       <w:i/>
       <w:iCs/>
@@ -1510,7 +2620,7 @@
     <w:basedOn w:val="Normal"/>
     <w:uiPriority w:val="34"/>
     <w:qFormat/>
-    <w:rsid w:val="00B215F9"/>
+    <w:rsid w:val="002007B0"/>
     <w:pPr>
       <w:ind w:left="720"/>
       <w:contextualSpacing/>
@@ -1521,7 +2631,7 @@
     <w:basedOn w:val="DefaultParagraphFont"/>
     <w:uiPriority w:val="21"/>
     <w:qFormat/>
-    <w:rsid w:val="00B215F9"/>
+    <w:rsid w:val="002007B0"/>
     <w:rPr>
       <w:i/>
       <w:iCs/>
@@ -1535,7 +2645,7 @@
     <w:link w:val="IntenseQuoteChar"/>
     <w:uiPriority w:val="30"/>
     <w:qFormat/>
-    <w:rsid w:val="00B215F9"/>
+    <w:rsid w:val="002007B0"/>
     <w:pPr>
       <w:pBdr>
         <w:top w:val="single" w:sz="4" w:space="10" w:color="2F5496" w:themeColor="accent1" w:themeShade="BF"/>
@@ -1556,7 +2666,7 @@
     <w:basedOn w:val="DefaultParagraphFont"/>
     <w:link w:val="IntenseQuote"/>
     <w:uiPriority w:val="30"/>
-    <w:rsid w:val="00B215F9"/>
+    <w:rsid w:val="002007B0"/>
     <w:rPr>
       <w:i/>
       <w:iCs/>
@@ -1568,36 +2678,13 @@
     <w:basedOn w:val="DefaultParagraphFont"/>
     <w:uiPriority w:val="32"/>
     <w:qFormat/>
-    <w:rsid w:val="00B215F9"/>
+    <w:rsid w:val="002007B0"/>
     <w:rPr>
       <w:b/>
       <w:bCs/>
       <w:smallCaps/>
       <w:color w:val="2F5496" w:themeColor="accent1" w:themeShade="BF"/>
       <w:spacing w:val="5"/>
-    </w:rPr>
-  </w:style>
-  <w:style w:type="character" w:styleId="Hyperlink">
-    <w:name w:val="Hyperlink"/>
-    <w:basedOn w:val="DefaultParagraphFont"/>
-    <w:uiPriority w:val="99"/>
-    <w:unhideWhenUsed/>
-    <w:rsid w:val="00E909D8"/>
-    <w:rPr>
-      <w:color w:val="0563C1" w:themeColor="hyperlink"/>
-      <w:u w:val="single"/>
-    </w:rPr>
-  </w:style>
-  <w:style w:type="character" w:styleId="UnresolvedMention">
-    <w:name w:val="Unresolved Mention"/>
-    <w:basedOn w:val="DefaultParagraphFont"/>
-    <w:uiPriority w:val="99"/>
-    <w:semiHidden/>
-    <w:unhideWhenUsed/>
-    <w:rsid w:val="00E909D8"/>
-    <w:rPr>
-      <w:color w:val="605E5C"/>
-      <w:shd w:val="clear" w:color="auto" w:fill="E1DFDD"/>
     </w:rPr>
   </w:style>
 </w:styles>
